--- a/experiments/report_machine/office/output/丽江股份/20260729_丽江股份_midday.docx
+++ b/experiments/report_machine/office/output/丽江股份/20260729_丽江股份_midday.docx
@@ -16,17 +16,7 @@
           <w:color w:val="1A1A1A"/>
           <w:sz w:val="36"/>
         </w:rPr>
-        <w:t>丽江股份（002033.SZ）午间分析报告</w:t>
-      </w:r>
-    </w:p>
-    <w:p>
-      <w:r>
-        <w:rPr>
-          <w:rFonts w:ascii="Microsoft YaHei" w:hAnsi="Microsoft YaHei"/>
-          <w:b/>
-          <w:color w:val="1A1A1A"/>
-        </w:rPr>
-        <w:t>数据截止：2026-07-29 11:30</w:t>
+        <w:t>丽江股份（002033.SZ）午间分析报告 | 2025年7月14日</w:t>
       </w:r>
     </w:p>
     <w:p>
@@ -59,7 +49,7 @@
         <w:rPr>
           <w:rFonts w:ascii="Microsoft YaHei" w:hAnsi="Microsoft YaHei"/>
         </w:rPr>
-        <w:t xml:space="preserve">今日全市场情绪偏暖，上涨家数 </w:t>
+        <w:t xml:space="preserve">今日市场整体情绪高涨，全市场上涨占比 </w:t>
       </w:r>
       <w:r>
         <w:rPr>
@@ -67,77 +57,7 @@
           <w:b/>
           <w:color w:val="1A1A1A"/>
         </w:rPr>
-        <w:t>3407家</w:t>
-      </w:r>
-      <w:r>
-        <w:rPr>
-          <w:rFonts w:ascii="Microsoft YaHei" w:hAnsi="Microsoft YaHei"/>
-        </w:rPr>
-        <w:t xml:space="preserve">，下跌 </w:t>
-      </w:r>
-      <w:r>
-        <w:rPr>
-          <w:rFonts w:ascii="Microsoft YaHei" w:hAnsi="Microsoft YaHei"/>
-          <w:b/>
-          <w:color w:val="1A1A1A"/>
-        </w:rPr>
-        <w:t>2025家</w:t>
-      </w:r>
-      <w:r>
-        <w:rPr>
-          <w:rFonts w:ascii="Microsoft YaHei" w:hAnsi="Microsoft YaHei"/>
-        </w:rPr>
-        <w:t xml:space="preserve">，涨停 </w:t>
-      </w:r>
-      <w:r>
-        <w:rPr>
-          <w:rFonts w:ascii="Microsoft YaHei" w:hAnsi="Microsoft YaHei"/>
-          <w:b/>
-          <w:color w:val="1A1A1A"/>
-        </w:rPr>
-        <w:t>57家</w:t>
-      </w:r>
-      <w:r>
-        <w:rPr>
-          <w:rFonts w:ascii="Microsoft YaHei" w:hAnsi="Microsoft YaHei"/>
-        </w:rPr>
-        <w:t xml:space="preserve">，跌停 </w:t>
-      </w:r>
-      <w:r>
-        <w:rPr>
-          <w:rFonts w:ascii="Microsoft YaHei" w:hAnsi="Microsoft YaHei"/>
-          <w:b/>
-          <w:color w:val="1A1A1A"/>
-        </w:rPr>
-        <w:t>18家</w:t>
-      </w:r>
-      <w:r>
-        <w:rPr>
-          <w:rFonts w:ascii="Microsoft YaHei" w:hAnsi="Microsoft YaHei"/>
-        </w:rPr>
-        <w:t xml:space="preserve">，上涨占比约 </w:t>
-      </w:r>
-      <w:r>
-        <w:rPr>
-          <w:rFonts w:ascii="Microsoft YaHei" w:hAnsi="Microsoft YaHei"/>
-          <w:b/>
-          <w:color w:val="1A1A1A"/>
-        </w:rPr>
-        <w:t>79%</w:t>
-      </w:r>
-      <w:r>
-        <w:rPr>
-          <w:rFonts w:ascii="Microsoft YaHei" w:hAnsi="Microsoft YaHei"/>
-        </w:rPr>
-        <w:t xml:space="preserve">。市场热度评分 </w:t>
-      </w:r>
-      <w:r>
-        <w:rPr>
-          <w:rFonts w:ascii="Microsoft YaHei" w:hAnsi="Microsoft YaHei"/>
-          <w:b/>
-          <w:color w:val="1A1A1A"/>
-        </w:rPr>
-        <w:t>56（高）</w:t>
+        <w:t>83%</w:t>
       </w:r>
       <w:r>
         <w:rPr>
@@ -151,13 +71,13 @@
           <w:b/>
           <w:color w:val="1A1A1A"/>
         </w:rPr>
-        <w:t>46%</w:t>
+        <w:t>51%</w:t>
       </w:r>
       <w:r>
         <w:rPr>
           <w:rFonts w:ascii="Microsoft YaHei" w:hAnsi="Microsoft YaHei"/>
         </w:rPr>
-        <w:t xml:space="preserve">，整体呈现普涨格局。成交额 </w:t>
+        <w:t xml:space="preserve">，涨停个股达 </w:t>
       </w:r>
       <w:r>
         <w:rPr>
@@ -165,13 +85,13 @@
           <w:b/>
           <w:color w:val="1A1A1A"/>
         </w:rPr>
-        <w:t>1.46万亿</w:t>
+        <w:t>76只</w:t>
       </w:r>
       <w:r>
         <w:rPr>
           <w:rFonts w:ascii="Microsoft YaHei" w:hAnsi="Microsoft YaHei"/>
         </w:rPr>
-        <w:t xml:space="preserve">，较前一交易日放量 </w:t>
+        <w:t xml:space="preserve">，仅 </w:t>
       </w:r>
       <w:r>
         <w:rPr>
@@ -179,21 +99,13 @@
           <w:b/>
           <w:color w:val="1A1A1A"/>
         </w:rPr>
-        <w:t>+1549亿元</w:t>
+        <w:t>10只</w:t>
       </w:r>
       <w:r>
         <w:rPr>
           <w:rFonts w:ascii="Microsoft YaHei" w:hAnsi="Microsoft YaHei"/>
         </w:rPr>
-        <w:t>，增量资金入场迹象明显。</w:t>
-      </w:r>
-    </w:p>
-    <w:p>
-      <w:r>
-        <w:rPr>
-          <w:rFonts w:ascii="Microsoft YaHei" w:hAnsi="Microsoft YaHei"/>
-        </w:rPr>
-        <w:t>然而，</w:t>
+        <w:t xml:space="preserve"> 跌停。成交额较前一交易日放大 </w:t>
       </w:r>
       <w:r>
         <w:rPr>
@@ -201,13 +113,27 @@
           <w:b/>
           <w:color w:val="1A1A1A"/>
         </w:rPr>
-        <w:t>旅游及消费服务板块整体承压</w:t>
+        <w:t>2960亿</w:t>
       </w:r>
       <w:r>
         <w:rPr>
           <w:rFonts w:ascii="Microsoft YaHei" w:hAnsi="Microsoft YaHei"/>
         </w:rPr>
-        <w:t xml:space="preserve">：旅游概念板块 </w:t>
+        <w:t xml:space="preserve"> 至 </w:t>
+      </w:r>
+      <w:r>
+        <w:rPr>
+          <w:rFonts w:ascii="Microsoft YaHei" w:hAnsi="Microsoft YaHei"/>
+          <w:b/>
+          <w:color w:val="1A1A1A"/>
+        </w:rPr>
+        <w:t>2.06万亿</w:t>
+      </w:r>
+      <w:r>
+        <w:rPr>
+          <w:rFonts w:ascii="Microsoft YaHei" w:hAnsi="Microsoft YaHei"/>
+        </w:rPr>
+        <w:t xml:space="preserve">，量能充沛。然而旅游酒店类板块表现分化，同花顺旅游概念板块下跌 </w:t>
       </w:r>
       <w:r>
         <w:rPr>
@@ -221,7 +147,7 @@
         <w:rPr>
           <w:rFonts w:ascii="Microsoft YaHei" w:hAnsi="Microsoft YaHei"/>
         </w:rPr>
-        <w:t xml:space="preserve">、消费者服务行业 </w:t>
+        <w:t xml:space="preserve">，消费者服务行业板块下跌 </w:t>
       </w:r>
       <w:r>
         <w:rPr>
@@ -235,7 +161,7 @@
         <w:rPr>
           <w:rFonts w:ascii="Microsoft YaHei" w:hAnsi="Microsoft YaHei"/>
         </w:rPr>
-        <w:t xml:space="preserve">、酒店餐馆与休闲板块 </w:t>
+        <w:t xml:space="preserve">，酒店、餐馆与休闲板块下跌 </w:t>
       </w:r>
       <w:r>
         <w:rPr>
@@ -249,7 +175,21 @@
         <w:rPr>
           <w:rFonts w:ascii="Microsoft YaHei" w:hAnsi="Microsoft YaHei"/>
         </w:rPr>
-        <w:t>，均明显跑输大盘。丽江股份在此背景下逆板块收红，显示出较强的个股独立性。</w:t>
+        <w:t xml:space="preserve">——整体呈现 </w:t>
+      </w:r>
+      <w:r>
+        <w:rPr>
+          <w:rFonts w:ascii="Microsoft YaHei" w:hAnsi="Microsoft YaHei"/>
+          <w:b/>
+          <w:color w:val="1A1A1A"/>
+        </w:rPr>
+        <w:t>大盘强、消费弱</w:t>
+      </w:r>
+      <w:r>
+        <w:rPr>
+          <w:rFonts w:ascii="Microsoft YaHei" w:hAnsi="Microsoft YaHei"/>
+        </w:rPr>
+        <w:t xml:space="preserve"> 的结构性特征。</w:t>
       </w:r>
     </w:p>
     <w:p>
@@ -275,6 +215,664 @@
           <w:sz w:val="28"/>
         </w:rPr>
         <w:t>个股分析</w:t>
+      </w:r>
+    </w:p>
+    <w:p>
+      <w:pPr>
+        <w:spacing w:before="280" w:after="80" w:line="312" w:lineRule="auto"/>
+      </w:pPr>
+      <w:r>
+        <w:rPr>
+          <w:rFonts w:ascii="Microsoft YaHei" w:hAnsi="Microsoft YaHei"/>
+          <w:b/>
+          <w:color w:val="333333"/>
+          <w:sz w:val="24"/>
+        </w:rPr>
+        <w:t>收盘核心数据</w:t>
+      </w:r>
+    </w:p>
+    <w:tbl>
+      <w:tblPr>
+        <w:tblStyle w:val="TableGrid"/>
+        <w:tblW w:type="auto" w:w="0"/>
+        <w:jc w:val="center"/>
+        <w:tblLayout w:type="autofit"/>
+        <w:tblLook w:firstColumn="1" w:firstRow="1" w:lastColumn="0" w:lastRow="0" w:noHBand="0" w:noVBand="1" w:val="04A0"/>
+      </w:tblPr>
+      <w:tblGrid>
+        <w:gridCol w:w="3022"/>
+        <w:gridCol w:w="3022"/>
+        <w:gridCol w:w="3022"/>
+      </w:tblGrid>
+      <w:tr>
+        <w:tc>
+          <w:tcPr>
+            <w:tcW w:type="dxa" w:w="3022"/>
+            <w:shd w:fill="F6F8FA" w:val="clear"/>
+          </w:tcPr>
+          <w:p>
+            <w:pPr>
+              <w:spacing w:before="40" w:after="40" w:line="288" w:lineRule="auto"/>
+            </w:pPr>
+            <w:r/>
+            <w:r>
+              <w:rPr>
+                <w:rFonts w:ascii="Microsoft YaHei" w:hAnsi="Microsoft YaHei"/>
+                <w:b/>
+                <w:color w:val="1A1A1A"/>
+                <w:sz w:val="18"/>
+              </w:rPr>
+              <w:t>指标</w:t>
+            </w:r>
+          </w:p>
+        </w:tc>
+        <w:tc>
+          <w:tcPr>
+            <w:tcW w:type="dxa" w:w="3022"/>
+            <w:shd w:fill="F6F8FA" w:val="clear"/>
+          </w:tcPr>
+          <w:p>
+            <w:pPr>
+              <w:spacing w:before="40" w:after="40" w:line="288" w:lineRule="auto"/>
+            </w:pPr>
+            <w:r/>
+            <w:r>
+              <w:rPr>
+                <w:rFonts w:ascii="Microsoft YaHei" w:hAnsi="Microsoft YaHei"/>
+                <w:b/>
+                <w:color w:val="1A1A1A"/>
+                <w:sz w:val="18"/>
+              </w:rPr>
+              <w:t>数值</w:t>
+            </w:r>
+          </w:p>
+        </w:tc>
+        <w:tc>
+          <w:tcPr>
+            <w:tcW w:type="dxa" w:w="3022"/>
+            <w:shd w:fill="F6F8FA" w:val="clear"/>
+          </w:tcPr>
+          <w:p>
+            <w:pPr>
+              <w:spacing w:before="40" w:after="40" w:line="288" w:lineRule="auto"/>
+            </w:pPr>
+            <w:r/>
+            <w:r>
+              <w:rPr>
+                <w:rFonts w:ascii="Microsoft YaHei" w:hAnsi="Microsoft YaHei"/>
+                <w:b/>
+                <w:color w:val="1A1A1A"/>
+                <w:sz w:val="18"/>
+              </w:rPr>
+              <w:t>备注</w:t>
+            </w:r>
+          </w:p>
+        </w:tc>
+      </w:tr>
+      <w:tr>
+        <w:tc>
+          <w:tcPr>
+            <w:tcW w:type="dxa" w:w="3022"/>
+          </w:tcPr>
+          <w:p>
+            <w:pPr>
+              <w:spacing w:before="40" w:after="40" w:line="288" w:lineRule="auto"/>
+            </w:pPr>
+            <w:r/>
+            <w:r>
+              <w:rPr>
+                <w:rFonts w:ascii="Microsoft YaHei" w:hAnsi="Microsoft YaHei"/>
+                <w:sz w:val="18"/>
+              </w:rPr>
+              <w:t>当前价</w:t>
+            </w:r>
+          </w:p>
+        </w:tc>
+        <w:tc>
+          <w:tcPr>
+            <w:tcW w:type="dxa" w:w="3022"/>
+          </w:tcPr>
+          <w:p>
+            <w:pPr>
+              <w:spacing w:before="40" w:after="40" w:line="288" w:lineRule="auto"/>
+            </w:pPr>
+            <w:r/>
+            <w:r>
+              <w:rPr>
+                <w:rFonts w:ascii="Microsoft YaHei" w:hAnsi="Microsoft YaHei"/>
+                <w:b/>
+                <w:color w:val="1A1A1A"/>
+                <w:sz w:val="18"/>
+              </w:rPr>
+              <w:t>8.31元</w:t>
+            </w:r>
+          </w:p>
+        </w:tc>
+        <w:tc>
+          <w:tcPr>
+            <w:tcW w:type="dxa" w:w="3022"/>
+          </w:tcPr>
+          <w:p>
+            <w:pPr>
+              <w:spacing w:before="40" w:after="40" w:line="288" w:lineRule="auto"/>
+            </w:pPr>
+            <w:r/>
+            <w:r>
+              <w:rPr>
+                <w:rFonts w:ascii="Microsoft YaHei" w:hAnsi="Microsoft YaHei"/>
+                <w:sz w:val="18"/>
+              </w:rPr>
+              <w:t>较昨收 +0.48%</w:t>
+            </w:r>
+          </w:p>
+        </w:tc>
+      </w:tr>
+      <w:tr>
+        <w:tc>
+          <w:tcPr>
+            <w:tcW w:type="dxa" w:w="3022"/>
+            <w:shd w:fill="F8F9FA" w:val="clear"/>
+          </w:tcPr>
+          <w:p>
+            <w:pPr>
+              <w:spacing w:before="40" w:after="40" w:line="288" w:lineRule="auto"/>
+            </w:pPr>
+            <w:r/>
+            <w:r>
+              <w:rPr>
+                <w:rFonts w:ascii="Microsoft YaHei" w:hAnsi="Microsoft YaHei"/>
+                <w:sz w:val="18"/>
+              </w:rPr>
+              <w:t>开盘/最高/最低</w:t>
+            </w:r>
+          </w:p>
+        </w:tc>
+        <w:tc>
+          <w:tcPr>
+            <w:tcW w:type="dxa" w:w="3022"/>
+            <w:shd w:fill="F8F9FA" w:val="clear"/>
+          </w:tcPr>
+          <w:p>
+            <w:pPr>
+              <w:spacing w:before="40" w:after="40" w:line="288" w:lineRule="auto"/>
+            </w:pPr>
+            <w:r/>
+            <w:r>
+              <w:rPr>
+                <w:rFonts w:ascii="Microsoft YaHei" w:hAnsi="Microsoft YaHei"/>
+                <w:sz w:val="18"/>
+              </w:rPr>
+              <w:t>8.27 / 8.39 / 8.22</w:t>
+            </w:r>
+          </w:p>
+        </w:tc>
+        <w:tc>
+          <w:tcPr>
+            <w:tcW w:type="dxa" w:w="3022"/>
+            <w:shd w:fill="F8F9FA" w:val="clear"/>
+          </w:tcPr>
+          <w:p>
+            <w:pPr>
+              <w:spacing w:before="40" w:after="40" w:line="288" w:lineRule="auto"/>
+            </w:pPr>
+            <w:r/>
+            <w:r>
+              <w:rPr>
+                <w:rFonts w:ascii="Microsoft YaHei" w:hAnsi="Microsoft YaHei"/>
+                <w:sz w:val="18"/>
+              </w:rPr>
+              <w:t xml:space="preserve">振幅 </w:t>
+            </w:r>
+            <w:r>
+              <w:rPr>
+                <w:rFonts w:ascii="Microsoft YaHei" w:hAnsi="Microsoft YaHei"/>
+                <w:b/>
+                <w:color w:val="1A1A1A"/>
+                <w:sz w:val="18"/>
+              </w:rPr>
+              <w:t>2.06%</w:t>
+            </w:r>
+          </w:p>
+        </w:tc>
+      </w:tr>
+      <w:tr>
+        <w:tc>
+          <w:tcPr>
+            <w:tcW w:type="dxa" w:w="3022"/>
+          </w:tcPr>
+          <w:p>
+            <w:pPr>
+              <w:spacing w:before="40" w:after="40" w:line="288" w:lineRule="auto"/>
+            </w:pPr>
+            <w:r/>
+            <w:r>
+              <w:rPr>
+                <w:rFonts w:ascii="Microsoft YaHei" w:hAnsi="Microsoft YaHei"/>
+                <w:sz w:val="18"/>
+              </w:rPr>
+              <w:t>成交量</w:t>
+            </w:r>
+          </w:p>
+        </w:tc>
+        <w:tc>
+          <w:tcPr>
+            <w:tcW w:type="dxa" w:w="3022"/>
+          </w:tcPr>
+          <w:p>
+            <w:pPr>
+              <w:spacing w:before="40" w:after="40" w:line="288" w:lineRule="auto"/>
+            </w:pPr>
+            <w:r/>
+            <w:r>
+              <w:rPr>
+                <w:rFonts w:ascii="Microsoft YaHei" w:hAnsi="Microsoft YaHei"/>
+                <w:b/>
+                <w:color w:val="1A1A1A"/>
+                <w:sz w:val="18"/>
+              </w:rPr>
+              <w:t>146,272手</w:t>
+            </w:r>
+          </w:p>
+        </w:tc>
+        <w:tc>
+          <w:tcPr>
+            <w:tcW w:type="dxa" w:w="3022"/>
+          </w:tcPr>
+          <w:p>
+            <w:pPr>
+              <w:spacing w:before="40" w:after="40" w:line="288" w:lineRule="auto"/>
+            </w:pPr>
+            <w:r/>
+            <w:r>
+              <w:rPr>
+                <w:rFonts w:ascii="Microsoft YaHei" w:hAnsi="Microsoft YaHei"/>
+                <w:sz w:val="18"/>
+              </w:rPr>
+              <w:t>成交额 12,168万元</w:t>
+            </w:r>
+          </w:p>
+        </w:tc>
+      </w:tr>
+      <w:tr>
+        <w:tc>
+          <w:tcPr>
+            <w:tcW w:type="dxa" w:w="3022"/>
+            <w:shd w:fill="F8F9FA" w:val="clear"/>
+          </w:tcPr>
+          <w:p>
+            <w:pPr>
+              <w:spacing w:before="40" w:after="40" w:line="288" w:lineRule="auto"/>
+            </w:pPr>
+            <w:r/>
+            <w:r>
+              <w:rPr>
+                <w:rFonts w:ascii="Microsoft YaHei" w:hAnsi="Microsoft YaHei"/>
+                <w:sz w:val="18"/>
+              </w:rPr>
+              <w:t>换手率</w:t>
+            </w:r>
+          </w:p>
+        </w:tc>
+        <w:tc>
+          <w:tcPr>
+            <w:tcW w:type="dxa" w:w="3022"/>
+            <w:shd w:fill="F8F9FA" w:val="clear"/>
+          </w:tcPr>
+          <w:p>
+            <w:pPr>
+              <w:spacing w:before="40" w:after="40" w:line="288" w:lineRule="auto"/>
+            </w:pPr>
+            <w:r/>
+            <w:r>
+              <w:rPr>
+                <w:rFonts w:ascii="Microsoft YaHei" w:hAnsi="Microsoft YaHei"/>
+                <w:b/>
+                <w:color w:val="1A1A1A"/>
+                <w:sz w:val="18"/>
+              </w:rPr>
+              <w:t>2.66%</w:t>
+            </w:r>
+          </w:p>
+        </w:tc>
+        <w:tc>
+          <w:tcPr>
+            <w:tcW w:type="dxa" w:w="3022"/>
+            <w:shd w:fill="F8F9FA" w:val="clear"/>
+          </w:tcPr>
+          <w:p>
+            <w:pPr>
+              <w:spacing w:before="40" w:after="40" w:line="288" w:lineRule="auto"/>
+            </w:pPr>
+            <w:r/>
+            <w:r>
+              <w:rPr>
+                <w:rFonts w:ascii="Microsoft YaHei" w:hAnsi="Microsoft YaHei"/>
+                <w:sz w:val="18"/>
+              </w:rPr>
+              <w:t xml:space="preserve">昨日日终 2.95%，量比 </w:t>
+            </w:r>
+            <w:r>
+              <w:rPr>
+                <w:rFonts w:ascii="Microsoft YaHei" w:hAnsi="Microsoft YaHei"/>
+                <w:b/>
+                <w:color w:val="1A1A1A"/>
+                <w:sz w:val="18"/>
+              </w:rPr>
+              <w:t>1.0</w:t>
+            </w:r>
+          </w:p>
+        </w:tc>
+      </w:tr>
+      <w:tr>
+        <w:tc>
+          <w:tcPr>
+            <w:tcW w:type="dxa" w:w="3022"/>
+          </w:tcPr>
+          <w:p>
+            <w:pPr>
+              <w:spacing w:before="40" w:after="40" w:line="288" w:lineRule="auto"/>
+            </w:pPr>
+            <w:r/>
+            <w:r>
+              <w:rPr>
+                <w:rFonts w:ascii="Microsoft YaHei" w:hAnsi="Microsoft YaHei"/>
+                <w:sz w:val="18"/>
+              </w:rPr>
+              <w:t>动态PE</w:t>
+            </w:r>
+          </w:p>
+        </w:tc>
+        <w:tc>
+          <w:tcPr>
+            <w:tcW w:type="dxa" w:w="3022"/>
+          </w:tcPr>
+          <w:p>
+            <w:pPr>
+              <w:spacing w:before="40" w:after="40" w:line="288" w:lineRule="auto"/>
+            </w:pPr>
+            <w:r/>
+            <w:r>
+              <w:rPr>
+                <w:rFonts w:ascii="Microsoft YaHei" w:hAnsi="Microsoft YaHei"/>
+                <w:b/>
+                <w:color w:val="1A1A1A"/>
+                <w:sz w:val="18"/>
+              </w:rPr>
+              <w:t>17.13</w:t>
+            </w:r>
+          </w:p>
+        </w:tc>
+        <w:tc>
+          <w:tcPr>
+            <w:tcW w:type="dxa" w:w="3022"/>
+          </w:tcPr>
+          <w:p>
+            <w:pPr>
+              <w:spacing w:before="40" w:after="40" w:line="288" w:lineRule="auto"/>
+            </w:pPr>
+            <w:r/>
+            <w:r>
+              <w:rPr>
+                <w:rFonts w:ascii="Microsoft YaHei" w:hAnsi="Microsoft YaHei"/>
+                <w:sz w:val="18"/>
+              </w:rPr>
+              <w:t>昨日日终 PE 21.85 → 估值压缩</w:t>
+            </w:r>
+          </w:p>
+        </w:tc>
+      </w:tr>
+      <w:tr>
+        <w:tc>
+          <w:tcPr>
+            <w:tcW w:type="dxa" w:w="3022"/>
+            <w:shd w:fill="F8F9FA" w:val="clear"/>
+          </w:tcPr>
+          <w:p>
+            <w:pPr>
+              <w:spacing w:before="40" w:after="40" w:line="288" w:lineRule="auto"/>
+            </w:pPr>
+            <w:r/>
+            <w:r>
+              <w:rPr>
+                <w:rFonts w:ascii="Microsoft YaHei" w:hAnsi="Microsoft YaHei"/>
+                <w:sz w:val="18"/>
+              </w:rPr>
+              <w:t>PB</w:t>
+            </w:r>
+          </w:p>
+        </w:tc>
+        <w:tc>
+          <w:tcPr>
+            <w:tcW w:type="dxa" w:w="3022"/>
+            <w:shd w:fill="F8F9FA" w:val="clear"/>
+          </w:tcPr>
+          <w:p>
+            <w:pPr>
+              <w:spacing w:before="40" w:after="40" w:line="288" w:lineRule="auto"/>
+            </w:pPr>
+            <w:r/>
+            <w:r>
+              <w:rPr>
+                <w:rFonts w:ascii="Microsoft YaHei" w:hAnsi="Microsoft YaHei"/>
+                <w:b/>
+                <w:color w:val="1A1A1A"/>
+                <w:sz w:val="18"/>
+              </w:rPr>
+              <w:t>1.88</w:t>
+            </w:r>
+          </w:p>
+        </w:tc>
+        <w:tc>
+          <w:tcPr>
+            <w:tcW w:type="dxa" w:w="3022"/>
+            <w:shd w:fill="F8F9FA" w:val="clear"/>
+          </w:tcPr>
+          <w:p>
+            <w:pPr>
+              <w:spacing w:before="40" w:after="40" w:line="288" w:lineRule="auto"/>
+            </w:pPr>
+            <w:r/>
+            <w:r>
+              <w:rPr>
+                <w:rFonts w:ascii="Microsoft YaHei" w:hAnsi="Microsoft YaHei"/>
+                <w:sz w:val="18"/>
+              </w:rPr>
+              <w:t>昨日日终 PB 1.78</w:t>
+            </w:r>
+          </w:p>
+        </w:tc>
+      </w:tr>
+      <w:tr>
+        <w:tc>
+          <w:tcPr>
+            <w:tcW w:type="dxa" w:w="3022"/>
+          </w:tcPr>
+          <w:p>
+            <w:pPr>
+              <w:spacing w:before="40" w:after="40" w:line="288" w:lineRule="auto"/>
+            </w:pPr>
+            <w:r/>
+            <w:r>
+              <w:rPr>
+                <w:rFonts w:ascii="Microsoft YaHei" w:hAnsi="Microsoft YaHei"/>
+                <w:sz w:val="18"/>
+              </w:rPr>
+              <w:t>总市值/流通市值</w:t>
+            </w:r>
+          </w:p>
+        </w:tc>
+        <w:tc>
+          <w:tcPr>
+            <w:tcW w:type="dxa" w:w="3022"/>
+          </w:tcPr>
+          <w:p>
+            <w:pPr>
+              <w:spacing w:before="40" w:after="40" w:line="288" w:lineRule="auto"/>
+            </w:pPr>
+            <w:r/>
+            <w:r>
+              <w:rPr>
+                <w:rFonts w:ascii="Microsoft YaHei" w:hAnsi="Microsoft YaHei"/>
+                <w:b/>
+                <w:color w:val="1A1A1A"/>
+                <w:sz w:val="18"/>
+              </w:rPr>
+              <w:t>45.66亿元</w:t>
+            </w:r>
+          </w:p>
+        </w:tc>
+        <w:tc>
+          <w:tcPr>
+            <w:tcW w:type="dxa" w:w="3022"/>
+          </w:tcPr>
+          <w:p>
+            <w:pPr>
+              <w:spacing w:before="40" w:after="40" w:line="288" w:lineRule="auto"/>
+            </w:pPr>
+            <w:r/>
+            <w:r>
+              <w:rPr>
+                <w:rFonts w:ascii="Microsoft YaHei" w:hAnsi="Microsoft YaHei"/>
+                <w:sz w:val="18"/>
+              </w:rPr>
+              <w:t>全流通</w:t>
+            </w:r>
+          </w:p>
+        </w:tc>
+      </w:tr>
+    </w:tbl>
+    <w:p/>
+    <w:p>
+      <w:r>
+        <w:rPr>
+          <w:rFonts w:ascii="Microsoft YaHei" w:hAnsi="Microsoft YaHei"/>
+          <w:b/>
+          <w:color w:val="1A1A1A"/>
+        </w:rPr>
+        <w:t>解读</w:t>
+      </w:r>
+      <w:r>
+        <w:rPr>
+          <w:rFonts w:ascii="Microsoft YaHei" w:hAnsi="Microsoft YaHei"/>
+        </w:rPr>
+        <w:t xml:space="preserve">：丽江股份午间收涨 </w:t>
+      </w:r>
+      <w:r>
+        <w:rPr>
+          <w:rFonts w:ascii="Microsoft YaHei" w:hAnsi="Microsoft YaHei"/>
+          <w:b/>
+          <w:color w:val="1A1A1A"/>
+        </w:rPr>
+        <w:t>+0.48%</w:t>
+      </w:r>
+      <w:r>
+        <w:rPr>
+          <w:rFonts w:ascii="Microsoft YaHei" w:hAnsi="Microsoft YaHei"/>
+        </w:rPr>
+        <w:t xml:space="preserve">，跑赢旅游概念板块（-1.47%）约 </w:t>
+      </w:r>
+      <w:r>
+        <w:rPr>
+          <w:rFonts w:ascii="Microsoft YaHei" w:hAnsi="Microsoft YaHei"/>
+          <w:b/>
+          <w:color w:val="1A1A1A"/>
+        </w:rPr>
+        <w:t>1.95个百分点</w:t>
+      </w:r>
+      <w:r>
+        <w:rPr>
+          <w:rFonts w:ascii="Microsoft YaHei" w:hAnsi="Microsoft YaHei"/>
+        </w:rPr>
+        <w:t xml:space="preserve">，走势显著强于行业均值。盘中触及 </w:t>
+      </w:r>
+      <w:r>
+        <w:rPr>
+          <w:rFonts w:ascii="Microsoft YaHei" w:hAnsi="Microsoft YaHei"/>
+          <w:b/>
+          <w:color w:val="1A1A1A"/>
+        </w:rPr>
+        <w:t>8.39元</w:t>
+      </w:r>
+      <w:r>
+        <w:rPr>
+          <w:rFonts w:ascii="Microsoft YaHei" w:hAnsi="Microsoft YaHei"/>
+        </w:rPr>
+        <w:t xml:space="preserve"> 高点后小幅回落，收于均价 </w:t>
+      </w:r>
+      <w:r>
+        <w:rPr>
+          <w:rFonts w:ascii="Microsoft YaHei" w:hAnsi="Microsoft YaHei"/>
+          <w:b/>
+          <w:color w:val="1A1A1A"/>
+        </w:rPr>
+        <w:t>8.32元</w:t>
+      </w:r>
+      <w:r>
+        <w:rPr>
+          <w:rFonts w:ascii="Microsoft YaHei" w:hAnsi="Microsoft YaHei"/>
+        </w:rPr>
+        <w:t xml:space="preserve"> 附近，显示多头一度尝试上攻但持续性不足。</w:t>
+      </w:r>
+    </w:p>
+    <w:p>
+      <w:r>
+        <w:rPr>
+          <w:rFonts w:ascii="Microsoft YaHei" w:hAnsi="Microsoft YaHei"/>
+        </w:rPr>
+        <w:t xml:space="preserve">&gt; ⚠️ 盘中异动监测显示 09:31:03 出现一笔大单买入，成交价 </w:t>
+      </w:r>
+      <w:r>
+        <w:rPr>
+          <w:rFonts w:ascii="Microsoft YaHei" w:hAnsi="Microsoft YaHei"/>
+          <w:b/>
+          <w:color w:val="1A1A1A"/>
+        </w:rPr>
+        <w:t>8.62元</w:t>
+      </w:r>
+      <w:r>
+        <w:rPr>
+          <w:rFonts w:ascii="Microsoft YaHei" w:hAnsi="Microsoft YaHei"/>
+        </w:rPr>
+        <w:t>（高于当前价），说明早盘有资金主动抢筹。</w:t>
+      </w:r>
+    </w:p>
+    <w:p>
+      <w:pPr>
+        <w:spacing w:before="240" w:after="240"/>
+        <w:pBdr>
+          <w:bottom w:val="single" w:sz="4" w:space="1" w:color="D0D7DE"/>
+        </w:pBdr>
+      </w:pPr>
+    </w:p>
+    <w:p>
+      <w:pPr>
+        <w:spacing w:before="360" w:after="80" w:line="288" w:lineRule="auto"/>
+        <w:pBdr>
+          <w:bottom w:val="single" w:sz="4" w:space="4" w:color="D0D7DE"/>
+        </w:pBdr>
+      </w:pPr>
+      <w:r>
+        <w:rPr>
+          <w:rFonts w:ascii="Microsoft YaHei" w:hAnsi="Microsoft YaHei"/>
+          <w:b/>
+          <w:color w:val="1A1A1A"/>
+          <w:sz w:val="28"/>
+        </w:rPr>
+        <w:t>资金面</w:t>
+      </w:r>
+    </w:p>
+    <w:p>
+      <w:pPr>
+        <w:spacing w:before="280" w:after="80" w:line="312" w:lineRule="auto"/>
+      </w:pPr>
+      <w:r>
+        <w:rPr>
+          <w:rFonts w:ascii="Microsoft YaHei" w:hAnsi="Microsoft YaHei"/>
+          <w:b/>
+          <w:color w:val="333333"/>
+          <w:sz w:val="24"/>
+        </w:rPr>
+        <w:t>今日资金流向（逐分钟统计）</w:t>
       </w:r>
     </w:p>
     <w:tbl>
@@ -328,636 +926,7 @@
                 <w:color w:val="1A1A1A"/>
                 <w:sz w:val="18"/>
               </w:rPr>
-              <w:t>数据</w:t>
-            </w:r>
-          </w:p>
-        </w:tc>
-      </w:tr>
-      <w:tr>
-        <w:tc>
-          <w:tcPr>
-            <w:tcW w:type="dxa" w:w="4533"/>
-          </w:tcPr>
-          <w:p>
-            <w:pPr>
-              <w:spacing w:before="40" w:after="40" w:line="288" w:lineRule="auto"/>
-            </w:pPr>
-            <w:r/>
-            <w:r>
-              <w:rPr>
-                <w:rFonts w:ascii="Microsoft YaHei" w:hAnsi="Microsoft YaHei"/>
-                <w:sz w:val="18"/>
-              </w:rPr>
-              <w:t>当前价</w:t>
-            </w:r>
-          </w:p>
-        </w:tc>
-        <w:tc>
-          <w:tcPr>
-            <w:tcW w:type="dxa" w:w="4533"/>
-          </w:tcPr>
-          <w:p>
-            <w:pPr>
-              <w:spacing w:before="40" w:after="40" w:line="288" w:lineRule="auto"/>
-            </w:pPr>
-            <w:r/>
-            <w:r>
-              <w:rPr>
-                <w:rFonts w:ascii="Microsoft YaHei" w:hAnsi="Microsoft YaHei"/>
-                <w:b/>
-                <w:color w:val="1A1A1A"/>
-                <w:sz w:val="18"/>
-              </w:rPr>
-              <w:t>8.31元</w:t>
-            </w:r>
-            <w:r>
-              <w:rPr>
-                <w:rFonts w:ascii="Microsoft YaHei" w:hAnsi="Microsoft YaHei"/>
-                <w:sz w:val="18"/>
-              </w:rPr>
-              <w:t>（+0.48%）</w:t>
-            </w:r>
-          </w:p>
-        </w:tc>
-      </w:tr>
-      <w:tr>
-        <w:tc>
-          <w:tcPr>
-            <w:tcW w:type="dxa" w:w="4533"/>
-            <w:shd w:fill="F8F9FA" w:val="clear"/>
-          </w:tcPr>
-          <w:p>
-            <w:pPr>
-              <w:spacing w:before="40" w:after="40" w:line="288" w:lineRule="auto"/>
-            </w:pPr>
-            <w:r/>
-            <w:r>
-              <w:rPr>
-                <w:rFonts w:ascii="Microsoft YaHei" w:hAnsi="Microsoft YaHei"/>
-                <w:sz w:val="18"/>
-              </w:rPr>
-              <w:t>开盘/最高/最低</w:t>
-            </w:r>
-          </w:p>
-        </w:tc>
-        <w:tc>
-          <w:tcPr>
-            <w:tcW w:type="dxa" w:w="4533"/>
-            <w:shd w:fill="F8F9FA" w:val="clear"/>
-          </w:tcPr>
-          <w:p>
-            <w:pPr>
-              <w:spacing w:before="40" w:after="40" w:line="288" w:lineRule="auto"/>
-            </w:pPr>
-            <w:r/>
-            <w:r>
-              <w:rPr>
-                <w:rFonts w:ascii="Microsoft YaHei" w:hAnsi="Microsoft YaHei"/>
-                <w:sz w:val="18"/>
-              </w:rPr>
-              <w:t>8.27 / 8.39 / 8.22</w:t>
-            </w:r>
-          </w:p>
-        </w:tc>
-      </w:tr>
-      <w:tr>
-        <w:tc>
-          <w:tcPr>
-            <w:tcW w:type="dxa" w:w="4533"/>
-          </w:tcPr>
-          <w:p>
-            <w:pPr>
-              <w:spacing w:before="40" w:after="40" w:line="288" w:lineRule="auto"/>
-            </w:pPr>
-            <w:r/>
-            <w:r>
-              <w:rPr>
-                <w:rFonts w:ascii="Microsoft YaHei" w:hAnsi="Microsoft YaHei"/>
-                <w:sz w:val="18"/>
-              </w:rPr>
-              <w:t>成交量（手）</w:t>
-            </w:r>
-          </w:p>
-        </w:tc>
-        <w:tc>
-          <w:tcPr>
-            <w:tcW w:type="dxa" w:w="4533"/>
-          </w:tcPr>
-          <w:p>
-            <w:pPr>
-              <w:spacing w:before="40" w:after="40" w:line="288" w:lineRule="auto"/>
-            </w:pPr>
-            <w:r/>
-            <w:r>
-              <w:rPr>
-                <w:rFonts w:ascii="Microsoft YaHei" w:hAnsi="Microsoft YaHei"/>
-                <w:sz w:val="18"/>
-              </w:rPr>
-              <w:t>146,272</w:t>
-            </w:r>
-          </w:p>
-        </w:tc>
-      </w:tr>
-      <w:tr>
-        <w:tc>
-          <w:tcPr>
-            <w:tcW w:type="dxa" w:w="4533"/>
-            <w:shd w:fill="F8F9FA" w:val="clear"/>
-          </w:tcPr>
-          <w:p>
-            <w:pPr>
-              <w:spacing w:before="40" w:after="40" w:line="288" w:lineRule="auto"/>
-            </w:pPr>
-            <w:r/>
-            <w:r>
-              <w:rPr>
-                <w:rFonts w:ascii="Microsoft YaHei" w:hAnsi="Microsoft YaHei"/>
-                <w:sz w:val="18"/>
-              </w:rPr>
-              <w:t>成交额（万元）</w:t>
-            </w:r>
-          </w:p>
-        </w:tc>
-        <w:tc>
-          <w:tcPr>
-            <w:tcW w:type="dxa" w:w="4533"/>
-            <w:shd w:fill="F8F9FA" w:val="clear"/>
-          </w:tcPr>
-          <w:p>
-            <w:pPr>
-              <w:spacing w:before="40" w:after="40" w:line="288" w:lineRule="auto"/>
-            </w:pPr>
-            <w:r/>
-            <w:r>
-              <w:rPr>
-                <w:rFonts w:ascii="Microsoft YaHei" w:hAnsi="Microsoft YaHei"/>
-                <w:b/>
-                <w:color w:val="1A1A1A"/>
-                <w:sz w:val="18"/>
-              </w:rPr>
-              <w:t>12,168</w:t>
-            </w:r>
-          </w:p>
-        </w:tc>
-      </w:tr>
-      <w:tr>
-        <w:tc>
-          <w:tcPr>
-            <w:tcW w:type="dxa" w:w="4533"/>
-          </w:tcPr>
-          <w:p>
-            <w:pPr>
-              <w:spacing w:before="40" w:after="40" w:line="288" w:lineRule="auto"/>
-            </w:pPr>
-            <w:r/>
-            <w:r>
-              <w:rPr>
-                <w:rFonts w:ascii="Microsoft YaHei" w:hAnsi="Microsoft YaHei"/>
-                <w:sz w:val="18"/>
-              </w:rPr>
-              <w:t>换手率</w:t>
-            </w:r>
-          </w:p>
-        </w:tc>
-        <w:tc>
-          <w:tcPr>
-            <w:tcW w:type="dxa" w:w="4533"/>
-          </w:tcPr>
-          <w:p>
-            <w:pPr>
-              <w:spacing w:before="40" w:after="40" w:line="288" w:lineRule="auto"/>
-            </w:pPr>
-            <w:r/>
-            <w:r>
-              <w:rPr>
-                <w:rFonts w:ascii="Microsoft YaHei" w:hAnsi="Microsoft YaHei"/>
-                <w:b/>
-                <w:color w:val="1A1A1A"/>
-                <w:sz w:val="18"/>
-              </w:rPr>
-              <w:t>2.66%</w:t>
-            </w:r>
-            <w:r>
-              <w:rPr>
-                <w:rFonts w:ascii="Microsoft YaHei" w:hAnsi="Microsoft YaHei"/>
-                <w:sz w:val="18"/>
-              </w:rPr>
-              <w:t>（半日）</w:t>
-            </w:r>
-          </w:p>
-        </w:tc>
-      </w:tr>
-      <w:tr>
-        <w:tc>
-          <w:tcPr>
-            <w:tcW w:type="dxa" w:w="4533"/>
-            <w:shd w:fill="F8F9FA" w:val="clear"/>
-          </w:tcPr>
-          <w:p>
-            <w:pPr>
-              <w:spacing w:before="40" w:after="40" w:line="288" w:lineRule="auto"/>
-            </w:pPr>
-            <w:r/>
-            <w:r>
-              <w:rPr>
-                <w:rFonts w:ascii="Microsoft YaHei" w:hAnsi="Microsoft YaHei"/>
-                <w:sz w:val="18"/>
-              </w:rPr>
-              <w:t>量比</w:t>
-            </w:r>
-          </w:p>
-        </w:tc>
-        <w:tc>
-          <w:tcPr>
-            <w:tcW w:type="dxa" w:w="4533"/>
-            <w:shd w:fill="F8F9FA" w:val="clear"/>
-          </w:tcPr>
-          <w:p>
-            <w:pPr>
-              <w:spacing w:before="40" w:after="40" w:line="288" w:lineRule="auto"/>
-            </w:pPr>
-            <w:r/>
-            <w:r>
-              <w:rPr>
-                <w:rFonts w:ascii="Microsoft YaHei" w:hAnsi="Microsoft YaHei"/>
-                <w:sz w:val="18"/>
-              </w:rPr>
-              <w:t>1.0</w:t>
-            </w:r>
-          </w:p>
-        </w:tc>
-      </w:tr>
-      <w:tr>
-        <w:tc>
-          <w:tcPr>
-            <w:tcW w:type="dxa" w:w="4533"/>
-          </w:tcPr>
-          <w:p>
-            <w:pPr>
-              <w:spacing w:before="40" w:after="40" w:line="288" w:lineRule="auto"/>
-            </w:pPr>
-            <w:r/>
-            <w:r>
-              <w:rPr>
-                <w:rFonts w:ascii="Microsoft YaHei" w:hAnsi="Microsoft YaHei"/>
-                <w:sz w:val="18"/>
-              </w:rPr>
-              <w:t>动态市盈率</w:t>
-            </w:r>
-          </w:p>
-        </w:tc>
-        <w:tc>
-          <w:tcPr>
-            <w:tcW w:type="dxa" w:w="4533"/>
-          </w:tcPr>
-          <w:p>
-            <w:pPr>
-              <w:spacing w:before="40" w:after="40" w:line="288" w:lineRule="auto"/>
-            </w:pPr>
-            <w:r/>
-            <w:r>
-              <w:rPr>
-                <w:rFonts w:ascii="Microsoft YaHei" w:hAnsi="Microsoft YaHei"/>
-                <w:b/>
-                <w:color w:val="1A1A1A"/>
-                <w:sz w:val="18"/>
-              </w:rPr>
-              <w:t>17.13倍</w:t>
-            </w:r>
-          </w:p>
-        </w:tc>
-      </w:tr>
-      <w:tr>
-        <w:tc>
-          <w:tcPr>
-            <w:tcW w:type="dxa" w:w="4533"/>
-            <w:shd w:fill="F8F9FA" w:val="clear"/>
-          </w:tcPr>
-          <w:p>
-            <w:pPr>
-              <w:spacing w:before="40" w:after="40" w:line="288" w:lineRule="auto"/>
-            </w:pPr>
-            <w:r/>
-            <w:r>
-              <w:rPr>
-                <w:rFonts w:ascii="Microsoft YaHei" w:hAnsi="Microsoft YaHei"/>
-                <w:sz w:val="18"/>
-              </w:rPr>
-              <w:t>市净率</w:t>
-            </w:r>
-          </w:p>
-        </w:tc>
-        <w:tc>
-          <w:tcPr>
-            <w:tcW w:type="dxa" w:w="4533"/>
-            <w:shd w:fill="F8F9FA" w:val="clear"/>
-          </w:tcPr>
-          <w:p>
-            <w:pPr>
-              <w:spacing w:before="40" w:after="40" w:line="288" w:lineRule="auto"/>
-            </w:pPr>
-            <w:r/>
-            <w:r>
-              <w:rPr>
-                <w:rFonts w:ascii="Microsoft YaHei" w:hAnsi="Microsoft YaHei"/>
-                <w:b/>
-                <w:color w:val="1A1A1A"/>
-                <w:sz w:val="18"/>
-              </w:rPr>
-              <w:t>1.88倍</w:t>
-            </w:r>
-          </w:p>
-        </w:tc>
-      </w:tr>
-      <w:tr>
-        <w:tc>
-          <w:tcPr>
-            <w:tcW w:type="dxa" w:w="4533"/>
-          </w:tcPr>
-          <w:p>
-            <w:pPr>
-              <w:spacing w:before="40" w:after="40" w:line="288" w:lineRule="auto"/>
-            </w:pPr>
-            <w:r/>
-            <w:r>
-              <w:rPr>
-                <w:rFonts w:ascii="Microsoft YaHei" w:hAnsi="Microsoft YaHei"/>
-                <w:sz w:val="18"/>
-              </w:rPr>
-              <w:t>总市值/流通市值</w:t>
-            </w:r>
-          </w:p>
-        </w:tc>
-        <w:tc>
-          <w:tcPr>
-            <w:tcW w:type="dxa" w:w="4533"/>
-          </w:tcPr>
-          <w:p>
-            <w:pPr>
-              <w:spacing w:before="40" w:after="40" w:line="288" w:lineRule="auto"/>
-            </w:pPr>
-            <w:r/>
-            <w:r>
-              <w:rPr>
-                <w:rFonts w:ascii="Microsoft YaHei" w:hAnsi="Microsoft YaHei"/>
-                <w:b/>
-                <w:color w:val="1A1A1A"/>
-                <w:sz w:val="18"/>
-              </w:rPr>
-              <w:t>45.66亿元</w:t>
-            </w:r>
-          </w:p>
-        </w:tc>
-      </w:tr>
-    </w:tbl>
-    <w:p/>
-    <w:p>
-      <w:r>
-        <w:rPr>
-          <w:rFonts w:ascii="Microsoft YaHei" w:hAnsi="Microsoft YaHei"/>
-        </w:rPr>
-        <w:t xml:space="preserve">成交方面，今日半日换手率 </w:t>
-      </w:r>
-      <w:r>
-        <w:rPr>
-          <w:rFonts w:ascii="Microsoft YaHei" w:hAnsi="Microsoft YaHei"/>
-          <w:b/>
-          <w:color w:val="1A1A1A"/>
-        </w:rPr>
-        <w:t>2.66%</w:t>
-      </w:r>
-      <w:r>
-        <w:rPr>
-          <w:rFonts w:ascii="Microsoft YaHei" w:hAnsi="Microsoft YaHei"/>
-        </w:rPr>
-        <w:t xml:space="preserve">，已达前一交易日全日换手率 </w:t>
-      </w:r>
-      <w:r>
-        <w:rPr>
-          <w:rFonts w:ascii="Microsoft YaHei" w:hAnsi="Microsoft YaHei"/>
-          <w:b/>
-          <w:color w:val="1A1A1A"/>
-        </w:rPr>
-        <w:t>2.95%</w:t>
-      </w:r>
-      <w:r>
-        <w:rPr>
-          <w:rFonts w:ascii="Microsoft YaHei" w:hAnsi="Microsoft YaHei"/>
-        </w:rPr>
-        <w:t xml:space="preserve"> 的 </w:t>
-      </w:r>
-      <w:r>
-        <w:rPr>
-          <w:rFonts w:ascii="Microsoft YaHei" w:hAnsi="Microsoft YaHei"/>
-          <w:b/>
-          <w:color w:val="1A1A1A"/>
-        </w:rPr>
-        <w:t>90%</w:t>
-      </w:r>
-      <w:r>
-        <w:rPr>
-          <w:rFonts w:ascii="Microsoft YaHei" w:hAnsi="Microsoft YaHei"/>
-        </w:rPr>
-        <w:t xml:space="preserve">，量能显著放大，显示交投活跃度提升。早盘开盘后出现一笔 </w:t>
-      </w:r>
-      <w:r>
-        <w:rPr>
-          <w:rFonts w:ascii="Microsoft YaHei" w:hAnsi="Microsoft YaHei"/>
-          <w:b/>
-          <w:color w:val="1A1A1A"/>
-        </w:rPr>
-        <w:t>8.62元</w:t>
-      </w:r>
-      <w:r>
-        <w:rPr>
-          <w:rFonts w:ascii="Microsoft YaHei" w:hAnsi="Microsoft YaHei"/>
-        </w:rPr>
-        <w:t xml:space="preserve"> 的大笔买入（09:31:03），随后股价在 </w:t>
-      </w:r>
-      <w:r>
-        <w:rPr>
-          <w:rFonts w:ascii="Microsoft YaHei" w:hAnsi="Microsoft YaHei"/>
-          <w:b/>
-          <w:color w:val="1A1A1A"/>
-        </w:rPr>
-        <w:t>8.22~8.39</w:t>
-      </w:r>
-      <w:r>
-        <w:rPr>
-          <w:rFonts w:ascii="Microsoft YaHei" w:hAnsi="Microsoft YaHei"/>
-        </w:rPr>
-        <w:t xml:space="preserve"> 区间震荡整理，午盘收于 </w:t>
-      </w:r>
-      <w:r>
-        <w:rPr>
-          <w:rFonts w:ascii="Microsoft YaHei" w:hAnsi="Microsoft YaHei"/>
-          <w:b/>
-          <w:color w:val="1A1A1A"/>
-        </w:rPr>
-        <w:t>8.31元</w:t>
-      </w:r>
-      <w:r>
-        <w:rPr>
-          <w:rFonts w:ascii="Microsoft YaHei" w:hAnsi="Microsoft YaHei"/>
-        </w:rPr>
-        <w:t xml:space="preserve">，外盘 </w:t>
-      </w:r>
-      <w:r>
-        <w:rPr>
-          <w:rFonts w:ascii="Microsoft YaHei" w:hAnsi="Microsoft YaHei"/>
-          <w:b/>
-          <w:color w:val="1A1A1A"/>
-        </w:rPr>
-        <w:t>68,091手</w:t>
-      </w:r>
-      <w:r>
-        <w:rPr>
-          <w:rFonts w:ascii="Microsoft YaHei" w:hAnsi="Microsoft YaHei"/>
-        </w:rPr>
-        <w:t xml:space="preserve"> 小于内盘 </w:t>
-      </w:r>
-      <w:r>
-        <w:rPr>
-          <w:rFonts w:ascii="Microsoft YaHei" w:hAnsi="Microsoft YaHei"/>
-          <w:b/>
-          <w:color w:val="1A1A1A"/>
-        </w:rPr>
-        <w:t>78,180手</w:t>
-      </w:r>
-      <w:r>
-        <w:rPr>
-          <w:rFonts w:ascii="Microsoft YaHei" w:hAnsi="Microsoft YaHei"/>
-        </w:rPr>
-        <w:t>，内盘略占优，说明盘中卖压相对偏大，但股价仍能翻红，承接力度不弱。</w:t>
-      </w:r>
-    </w:p>
-    <w:p>
-      <w:r>
-        <w:rPr>
-          <w:rFonts w:ascii="Microsoft YaHei" w:hAnsi="Microsoft YaHei"/>
-        </w:rPr>
-        <w:t xml:space="preserve">估值方面，动态PE </w:t>
-      </w:r>
-      <w:r>
-        <w:rPr>
-          <w:rFonts w:ascii="Microsoft YaHei" w:hAnsi="Microsoft YaHei"/>
-          <w:b/>
-          <w:color w:val="1A1A1A"/>
-        </w:rPr>
-        <w:t>17.13倍</w:t>
-      </w:r>
-      <w:r>
-        <w:rPr>
-          <w:rFonts w:ascii="Microsoft YaHei" w:hAnsi="Microsoft YaHei"/>
-        </w:rPr>
-        <w:t xml:space="preserve">、PB </w:t>
-      </w:r>
-      <w:r>
-        <w:rPr>
-          <w:rFonts w:ascii="Microsoft YaHei" w:hAnsi="Microsoft YaHei"/>
-          <w:b/>
-          <w:color w:val="1A1A1A"/>
-        </w:rPr>
-        <w:t>1.88倍</w:t>
-      </w:r>
-      <w:r>
-        <w:rPr>
-          <w:rFonts w:ascii="Microsoft YaHei" w:hAnsi="Microsoft YaHei"/>
-        </w:rPr>
-        <w:t>，在旅游板块中处于合理偏低水平。</w:t>
-      </w:r>
-    </w:p>
-    <w:p>
-      <w:pPr>
-        <w:spacing w:before="240" w:after="240"/>
-        <w:pBdr>
-          <w:bottom w:val="single" w:sz="4" w:space="1" w:color="D0D7DE"/>
-        </w:pBdr>
-      </w:pPr>
-    </w:p>
-    <w:p>
-      <w:pPr>
-        <w:spacing w:before="360" w:after="80" w:line="288" w:lineRule="auto"/>
-        <w:pBdr>
-          <w:bottom w:val="single" w:sz="4" w:space="4" w:color="D0D7DE"/>
-        </w:pBdr>
-      </w:pPr>
-      <w:r>
-        <w:rPr>
-          <w:rFonts w:ascii="Microsoft YaHei" w:hAnsi="Microsoft YaHei"/>
-          <w:b/>
-          <w:color w:val="1A1A1A"/>
-          <w:sz w:val="28"/>
-        </w:rPr>
-        <w:t>资金面</w:t>
-      </w:r>
-    </w:p>
-    <w:p>
-      <w:pPr>
-        <w:spacing w:before="280" w:after="80" w:line="312" w:lineRule="auto"/>
-      </w:pPr>
-      <w:r>
-        <w:rPr>
-          <w:rFonts w:ascii="Microsoft YaHei" w:hAnsi="Microsoft YaHei"/>
-          <w:b/>
-          <w:color w:val="333333"/>
-          <w:sz w:val="24"/>
-        </w:rPr>
-        <w:t>今日午盘资金流向</w:t>
-      </w:r>
-    </w:p>
-    <w:tbl>
-      <w:tblPr>
-        <w:tblStyle w:val="TableGrid"/>
-        <w:tblW w:type="auto" w:w="0"/>
-        <w:jc w:val="center"/>
-        <w:tblLayout w:type="autofit"/>
-        <w:tblLook w:firstColumn="1" w:firstRow="1" w:lastColumn="0" w:lastRow="0" w:noHBand="0" w:noVBand="1" w:val="04A0"/>
-      </w:tblPr>
-      <w:tblGrid>
-        <w:gridCol w:w="4533"/>
-        <w:gridCol w:w="4533"/>
-      </w:tblGrid>
-      <w:tr>
-        <w:tc>
-          <w:tcPr>
-            <w:tcW w:type="dxa" w:w="4533"/>
-            <w:shd w:fill="F6F8FA" w:val="clear"/>
-          </w:tcPr>
-          <w:p>
-            <w:pPr>
-              <w:spacing w:before="40" w:after="40" w:line="288" w:lineRule="auto"/>
-            </w:pPr>
-            <w:r/>
-            <w:r>
-              <w:rPr>
-                <w:rFonts w:ascii="Microsoft YaHei" w:hAnsi="Microsoft YaHei"/>
-                <w:b/>
-                <w:color w:val="1A1A1A"/>
-                <w:sz w:val="18"/>
-              </w:rPr>
-              <w:t>维度</w:t>
-            </w:r>
-          </w:p>
-        </w:tc>
-        <w:tc>
-          <w:tcPr>
-            <w:tcW w:type="dxa" w:w="4533"/>
-            <w:shd w:fill="F6F8FA" w:val="clear"/>
-          </w:tcPr>
-          <w:p>
-            <w:pPr>
-              <w:spacing w:before="40" w:after="40" w:line="288" w:lineRule="auto"/>
-            </w:pPr>
-            <w:r/>
-            <w:r>
-              <w:rPr>
-                <w:rFonts w:ascii="Microsoft YaHei" w:hAnsi="Microsoft YaHei"/>
-                <w:b/>
-                <w:color w:val="1A1A1A"/>
-                <w:sz w:val="18"/>
-              </w:rPr>
-              <w:t>数据</w:t>
+              <w:t>数值</w:t>
             </w:r>
           </w:p>
         </w:tc>
@@ -997,7 +966,7 @@
                 <w:color w:val="1A1A1A"/>
                 <w:sz w:val="18"/>
               </w:rPr>
-              <w:t>净流入 +2,166.96万元</w:t>
+              <w:t>净流入 +1,539.31万元</w:t>
             </w:r>
           </w:p>
         </w:tc>
@@ -1037,7 +1006,7 @@
                 <w:rFonts w:ascii="Microsoft YaHei" w:hAnsi="Microsoft YaHei"/>
                 <w:sz w:val="18"/>
               </w:rPr>
-              <w:t>60分钟（流入） / 53分钟（流出）</w:t>
+              <w:t>91分钟</w:t>
             </w:r>
           </w:p>
         </w:tc>
@@ -1057,6 +1026,45 @@
                 <w:rFonts w:ascii="Microsoft YaHei" w:hAnsi="Microsoft YaHei"/>
                 <w:sz w:val="18"/>
               </w:rPr>
+              <w:t>资金流出分钟数</w:t>
+            </w:r>
+          </w:p>
+        </w:tc>
+        <w:tc>
+          <w:tcPr>
+            <w:tcW w:type="dxa" w:w="4533"/>
+          </w:tcPr>
+          <w:p>
+            <w:pPr>
+              <w:spacing w:before="40" w:after="40" w:line="288" w:lineRule="auto"/>
+            </w:pPr>
+            <w:r/>
+            <w:r>
+              <w:rPr>
+                <w:rFonts w:ascii="Microsoft YaHei" w:hAnsi="Microsoft YaHei"/>
+                <w:sz w:val="18"/>
+              </w:rPr>
+              <w:t>115分钟</w:t>
+            </w:r>
+          </w:p>
+        </w:tc>
+      </w:tr>
+      <w:tr>
+        <w:tc>
+          <w:tcPr>
+            <w:tcW w:type="dxa" w:w="4533"/>
+            <w:shd w:fill="F8F9FA" w:val="clear"/>
+          </w:tcPr>
+          <w:p>
+            <w:pPr>
+              <w:spacing w:before="40" w:after="40" w:line="288" w:lineRule="auto"/>
+            </w:pPr>
+            <w:r/>
+            <w:r>
+              <w:rPr>
+                <w:rFonts w:ascii="Microsoft YaHei" w:hAnsi="Microsoft YaHei"/>
+                <w:sz w:val="18"/>
+              </w:rPr>
               <w:t>最大单分钟流入</w:t>
             </w:r>
           </w:p>
@@ -1064,6 +1072,7 @@
         <w:tc>
           <w:tcPr>
             <w:tcW w:type="dxa" w:w="4533"/>
+            <w:shd w:fill="F8F9FA" w:val="clear"/>
           </w:tcPr>
           <w:p>
             <w:pPr>
@@ -1086,7 +1095,6 @@
         <w:tc>
           <w:tcPr>
             <w:tcW w:type="dxa" w:w="4533"/>
-            <w:shd w:fill="F8F9FA" w:val="clear"/>
           </w:tcPr>
           <w:p>
             <w:pPr>
@@ -1105,7 +1113,6 @@
         <w:tc>
           <w:tcPr>
             <w:tcW w:type="dxa" w:w="4533"/>
-            <w:shd w:fill="F8F9FA" w:val="clear"/>
           </w:tcPr>
           <w:p>
             <w:pPr>
@@ -1129,7 +1136,7 @@
         <w:rPr>
           <w:rFonts w:ascii="Microsoft YaHei" w:hAnsi="Microsoft YaHei"/>
         </w:rPr>
-        <w:t xml:space="preserve">今日资金面呈现 </w:t>
+        <w:t xml:space="preserve">尽管流入分钟数（91分钟）少于流出分钟数（115分钟），但净流入金额达 </w:t>
       </w:r>
       <w:r>
         <w:rPr>
@@ -1137,13 +1144,13 @@
           <w:b/>
           <w:color w:val="1A1A1A"/>
         </w:rPr>
-        <w:t>主力主动买入特征</w:t>
+        <w:t>1,539万元</w:t>
       </w:r>
       <w:r>
         <w:rPr>
           <w:rFonts w:ascii="Microsoft YaHei" w:hAnsi="Microsoft YaHei"/>
         </w:rPr>
-        <w:t xml:space="preserve">：流入时长 </w:t>
+        <w:t>，且最大单分钟流入（586.4万）远超最大单分钟流出（134.1万），</w:t>
       </w:r>
       <w:r>
         <w:rPr>
@@ -1151,27 +1158,13 @@
           <w:b/>
           <w:color w:val="1A1A1A"/>
         </w:rPr>
-        <w:t>60分钟</w:t>
+        <w:t>说明大资金集中入场特征明显</w:t>
       </w:r>
       <w:r>
         <w:rPr>
           <w:rFonts w:ascii="Microsoft YaHei" w:hAnsi="Microsoft YaHei"/>
         </w:rPr>
-        <w:t xml:space="preserve"> 明显多于流出 </w:t>
-      </w:r>
-      <w:r>
-        <w:rPr>
-          <w:rFonts w:ascii="Microsoft YaHei" w:hAnsi="Microsoft YaHei"/>
-          <w:b/>
-          <w:color w:val="1A1A1A"/>
-        </w:rPr>
-        <w:t>53分钟</w:t>
-      </w:r>
-      <w:r>
-        <w:rPr>
-          <w:rFonts w:ascii="Microsoft YaHei" w:hAnsi="Microsoft YaHei"/>
-        </w:rPr>
-        <w:t>，且最大单分钟流入（586.4万）远超最大流出（134.1万），多头资金在局部时点有集中进攻动作。</w:t>
+        <w:t>。</w:t>
       </w:r>
     </w:p>
     <w:p>
@@ -1185,7 +1178,7 @@
           <w:color w:val="333333"/>
           <w:sz w:val="24"/>
         </w:rPr>
-        <w:t>上一个交易日资金细分</w:t>
+        <w:t>上一个交易日细分资金（元）</w:t>
       </w:r>
     </w:p>
     <w:tbl>
@@ -1241,7 +1234,7 @@
                 <w:color w:val="1A1A1A"/>
                 <w:sz w:val="18"/>
               </w:rPr>
-              <w:t>净额（元）</w:t>
+              <w:t>净额</w:t>
             </w:r>
           </w:p>
         </w:tc>
@@ -1262,7 +1255,7 @@
                 <w:color w:val="1A1A1A"/>
                 <w:sz w:val="18"/>
               </w:rPr>
-              <w:t>买入（元）</w:t>
+              <w:t>买入</w:t>
             </w:r>
           </w:p>
         </w:tc>
@@ -1283,7 +1276,7 @@
                 <w:color w:val="1A1A1A"/>
                 <w:sz w:val="18"/>
               </w:rPr>
-              <w:t>卖出（元）</w:t>
+              <w:t>卖出</w:t>
             </w:r>
           </w:p>
         </w:tc>
@@ -1301,6 +1294,8 @@
             <w:r>
               <w:rPr>
                 <w:rFonts w:ascii="Microsoft YaHei" w:hAnsi="Microsoft YaHei"/>
+                <w:b/>
+                <w:color w:val="1A1A1A"/>
                 <w:sz w:val="18"/>
               </w:rPr>
               <w:t>大单</w:t>
@@ -1323,7 +1318,7 @@
                 <w:color w:val="1A1A1A"/>
                 <w:sz w:val="18"/>
               </w:rPr>
-              <w:t>+1,736万</w:t>
+              <w:t>+16,677,994</w:t>
             </w:r>
           </w:p>
         </w:tc>
@@ -1341,7 +1336,7 @@
                 <w:rFonts w:ascii="Microsoft YaHei" w:hAnsi="Microsoft YaHei"/>
                 <w:sz w:val="18"/>
               </w:rPr>
-              <w:t>2,842万</w:t>
+              <w:t>31,083,341</w:t>
             </w:r>
           </w:p>
         </w:tc>
@@ -1359,7 +1354,7 @@
                 <w:rFonts w:ascii="Microsoft YaHei" w:hAnsi="Microsoft YaHei"/>
                 <w:sz w:val="18"/>
               </w:rPr>
-              <w:t>1,105万</w:t>
+              <w:t>14,405,347</w:t>
             </w:r>
           </w:p>
         </w:tc>
@@ -1399,7 +1394,7 @@
                 <w:rFonts w:ascii="Microsoft YaHei" w:hAnsi="Microsoft YaHei"/>
                 <w:sz w:val="18"/>
               </w:rPr>
-              <w:t>+252万</w:t>
+              <w:t>-1,271,578</w:t>
             </w:r>
           </w:p>
         </w:tc>
@@ -1418,7 +1413,7 @@
                 <w:rFonts w:ascii="Microsoft YaHei" w:hAnsi="Microsoft YaHei"/>
                 <w:sz w:val="18"/>
               </w:rPr>
-              <w:t>2,342万</w:t>
+              <w:t>28,339,023</w:t>
             </w:r>
           </w:p>
         </w:tc>
@@ -1437,7 +1432,7 @@
                 <w:rFonts w:ascii="Microsoft YaHei" w:hAnsi="Microsoft YaHei"/>
                 <w:sz w:val="18"/>
               </w:rPr>
-              <w:t>2,090万</w:t>
+              <w:t>29,610,601</w:t>
             </w:r>
           </w:p>
         </w:tc>
@@ -1475,7 +1470,7 @@
                 <w:rFonts w:ascii="Microsoft YaHei" w:hAnsi="Microsoft YaHei"/>
                 <w:sz w:val="18"/>
               </w:rPr>
-              <w:t>+178万</w:t>
+              <w:t>-15,848</w:t>
             </w:r>
           </w:p>
         </w:tc>
@@ -1493,7 +1488,7 @@
                 <w:rFonts w:ascii="Microsoft YaHei" w:hAnsi="Microsoft YaHei"/>
                 <w:sz w:val="18"/>
               </w:rPr>
-              <w:t>844万</w:t>
+              <w:t>11,005,449</w:t>
             </w:r>
           </w:p>
         </w:tc>
@@ -1511,7 +1506,7 @@
                 <w:rFonts w:ascii="Microsoft YaHei" w:hAnsi="Microsoft YaHei"/>
                 <w:sz w:val="18"/>
               </w:rPr>
-              <w:t>665万</w:t>
+              <w:t>11,021,297</w:t>
             </w:r>
           </w:p>
         </w:tc>
@@ -1555,7 +1550,7 @@
                 <w:color w:val="1A1A1A"/>
                 <w:sz w:val="18"/>
               </w:rPr>
-              <w:t>+2,168万</w:t>
+              <w:t>+15,390,568</w:t>
             </w:r>
           </w:p>
         </w:tc>
@@ -1607,13 +1602,13 @@
           <w:b/>
           <w:color w:val="1A1A1A"/>
         </w:rPr>
-        <w:t>大单净流入高达1,736万元</w:t>
+        <w:t>解读</w:t>
       </w:r>
       <w:r>
         <w:rPr>
           <w:rFonts w:ascii="Microsoft YaHei" w:hAnsi="Microsoft YaHei"/>
         </w:rPr>
-        <w:t xml:space="preserve">，占合计净流入的 </w:t>
+        <w:t xml:space="preserve">：大单净流入 </w:t>
       </w:r>
       <w:r>
         <w:rPr>
@@ -1621,13 +1616,27 @@
           <w:b/>
           <w:color w:val="1A1A1A"/>
         </w:rPr>
-        <w:t>80%</w:t>
+        <w:t>+1,668万元</w:t>
       </w:r>
       <w:r>
         <w:rPr>
           <w:rFonts w:ascii="Microsoft YaHei" w:hAnsi="Microsoft YaHei"/>
         </w:rPr>
-        <w:t>，显示主力资金持续布局。中单和小单也呈净流入，资金共振向上。</w:t>
+        <w:t xml:space="preserve">，中单和小单均为净流出，呈现典型的 </w:t>
+      </w:r>
+      <w:r>
+        <w:rPr>
+          <w:rFonts w:ascii="Microsoft YaHei" w:hAnsi="Microsoft YaHei"/>
+          <w:b/>
+          <w:color w:val="1A1A1A"/>
+        </w:rPr>
+        <w:t>"大单吸筹、散户派发"</w:t>
+      </w:r>
+      <w:r>
+        <w:rPr>
+          <w:rFonts w:ascii="Microsoft YaHei" w:hAnsi="Microsoft YaHei"/>
+        </w:rPr>
+        <w:t xml:space="preserve"> 格局。结合今日继续净流入，资金态度连续两日保持一致。</w:t>
       </w:r>
     </w:p>
     <w:p>
@@ -1641,10 +1650,13 @@
           <w:color w:val="333333"/>
           <w:sz w:val="24"/>
         </w:rPr>
-        <w:t>融资融券</w:t>
+        <w:t>融资融券（上一交易日）</w:t>
       </w:r>
     </w:p>
     <w:p>
+      <w:pPr>
+        <w:pStyle w:val="ListBullet"/>
+      </w:pPr>
       <w:r>
         <w:rPr>
           <w:rFonts w:ascii="Microsoft YaHei" w:hAnsi="Microsoft YaHei"/>
@@ -1663,7 +1675,7 @@
         <w:rPr>
           <w:rFonts w:ascii="Microsoft YaHei" w:hAnsi="Microsoft YaHei"/>
         </w:rPr>
-        <w:t xml:space="preserve">，较前日 </w:t>
+        <w:t xml:space="preserve">（较前日 </w:t>
       </w:r>
       <w:r>
         <w:rPr>
@@ -1677,7 +1689,18 @@
         <w:rPr>
           <w:rFonts w:ascii="Microsoft YaHei" w:hAnsi="Microsoft YaHei"/>
         </w:rPr>
-        <w:t xml:space="preserve">，融资净买入 </w:t>
+        <w:t>）</w:t>
+      </w:r>
+    </w:p>
+    <w:p>
+      <w:pPr>
+        <w:pStyle w:val="ListBullet"/>
+      </w:pPr>
+      <w:r>
+        <w:rPr>
+          <w:rFonts w:ascii="Microsoft YaHei" w:hAnsi="Microsoft YaHei"/>
+        </w:rPr>
+        <w:t xml:space="preserve">融券余额 </w:t>
       </w:r>
       <w:r>
         <w:rPr>
@@ -1685,13 +1708,21 @@
           <w:b/>
           <w:color w:val="1A1A1A"/>
         </w:rPr>
-        <w:t>+563.3万元</w:t>
+        <w:t>0.00亿元</w:t>
       </w:r>
       <w:r>
         <w:rPr>
           <w:rFonts w:ascii="Microsoft YaHei" w:hAnsi="Microsoft YaHei"/>
         </w:rPr>
-        <w:t xml:space="preserve">。融资余额占流通市值比例 </w:t>
+        <w:t>（较前日 -2.79%）</w:t>
+      </w:r>
+    </w:p>
+    <w:p>
+      <w:r>
+        <w:rPr>
+          <w:rFonts w:ascii="Microsoft YaHei" w:hAnsi="Microsoft YaHei"/>
+        </w:rPr>
+        <w:t>融资余额近期持续增长，说明杠杆资金对后市持乐观态度；融券余额基本为零，</w:t>
       </w:r>
       <w:r>
         <w:rPr>
@@ -1699,27 +1730,13 @@
           <w:b/>
           <w:color w:val="1A1A1A"/>
         </w:rPr>
-        <w:t>3.63%</w:t>
+        <w:t>做空力量极小</w:t>
       </w:r>
       <w:r>
         <w:rPr>
           <w:rFonts w:ascii="Microsoft YaHei" w:hAnsi="Microsoft YaHei"/>
         </w:rPr>
-        <w:t>，</w:t>
-      </w:r>
-      <w:r>
-        <w:rPr>
-          <w:rFonts w:ascii="Microsoft YaHei" w:hAnsi="Microsoft YaHei"/>
-          <w:b/>
-          <w:color w:val="1A1A1A"/>
-        </w:rPr>
-        <w:t>低于近一年10%分位水平</w:t>
-      </w:r>
-      <w:r>
-        <w:rPr>
-          <w:rFonts w:ascii="Microsoft YaHei" w:hAnsi="Microsoft YaHei"/>
-        </w:rPr>
-        <w:t>，说明当前杠杆资金水位处于历史低位区间，后续加仓空间充足。融券余额趋近于零，做空力量微弱。</w:t>
+        <w:t>。</w:t>
       </w:r>
     </w:p>
     <w:p>
@@ -1745,6 +1762,20 @@
           <w:sz w:val="28"/>
         </w:rPr>
         <w:t>技术面</w:t>
+      </w:r>
+    </w:p>
+    <w:p>
+      <w:pPr>
+        <w:spacing w:before="280" w:after="80" w:line="312" w:lineRule="auto"/>
+      </w:pPr>
+      <w:r>
+        <w:rPr>
+          <w:rFonts w:ascii="Microsoft YaHei" w:hAnsi="Microsoft YaHei"/>
+          <w:b/>
+          <w:color w:val="333333"/>
+          <w:sz w:val="24"/>
+        </w:rPr>
+        <w:t>均线与布林带位置</w:t>
       </w:r>
     </w:p>
     <w:tbl>
@@ -1840,7 +1871,7 @@
                 <w:rFonts w:ascii="Microsoft YaHei" w:hAnsi="Microsoft YaHei"/>
                 <w:sz w:val="18"/>
               </w:rPr>
-              <w:t>MA5</w:t>
+              <w:t>当前价</w:t>
             </w:r>
           </w:p>
         </w:tc>
@@ -1860,241 +1891,7 @@
                 <w:color w:val="1A1A1A"/>
                 <w:sz w:val="18"/>
               </w:rPr>
-              <w:t>8.29元</w:t>
-            </w:r>
-          </w:p>
-        </w:tc>
-        <w:tc>
-          <w:tcPr>
-            <w:tcW w:type="dxa" w:w="3022"/>
-          </w:tcPr>
-          <w:p>
-            <w:pPr>
-              <w:spacing w:before="40" w:after="40" w:line="288" w:lineRule="auto"/>
-            </w:pPr>
-            <w:r/>
-            <w:r>
-              <w:rPr>
-                <w:rFonts w:ascii="Microsoft YaHei" w:hAnsi="Microsoft YaHei"/>
-                <w:sz w:val="18"/>
-              </w:rPr>
-              <w:t>当前价 +0.2%</w:t>
-            </w:r>
-          </w:p>
-        </w:tc>
-      </w:tr>
-      <w:tr>
-        <w:tc>
-          <w:tcPr>
-            <w:tcW w:type="dxa" w:w="3022"/>
-            <w:shd w:fill="F8F9FA" w:val="clear"/>
-          </w:tcPr>
-          <w:p>
-            <w:pPr>
-              <w:spacing w:before="40" w:after="40" w:line="288" w:lineRule="auto"/>
-            </w:pPr>
-            <w:r/>
-            <w:r>
-              <w:rPr>
-                <w:rFonts w:ascii="Microsoft YaHei" w:hAnsi="Microsoft YaHei"/>
-                <w:sz w:val="18"/>
-              </w:rPr>
-              <w:t>MA10</w:t>
-            </w:r>
-          </w:p>
-        </w:tc>
-        <w:tc>
-          <w:tcPr>
-            <w:tcW w:type="dxa" w:w="3022"/>
-            <w:shd w:fill="F8F9FA" w:val="clear"/>
-          </w:tcPr>
-          <w:p>
-            <w:pPr>
-              <w:spacing w:before="40" w:after="40" w:line="288" w:lineRule="auto"/>
-            </w:pPr>
-            <w:r/>
-            <w:r>
-              <w:rPr>
-                <w:rFonts w:ascii="Microsoft YaHei" w:hAnsi="Microsoft YaHei"/>
-                <w:b/>
-                <w:color w:val="1A1A1A"/>
-                <w:sz w:val="18"/>
-              </w:rPr>
-              <w:t>8.29元</w:t>
-            </w:r>
-          </w:p>
-        </w:tc>
-        <w:tc>
-          <w:tcPr>
-            <w:tcW w:type="dxa" w:w="3022"/>
-            <w:shd w:fill="F8F9FA" w:val="clear"/>
-          </w:tcPr>
-          <w:p>
-            <w:pPr>
-              <w:spacing w:before="40" w:after="40" w:line="288" w:lineRule="auto"/>
-            </w:pPr>
-            <w:r/>
-            <w:r>
-              <w:rPr>
-                <w:rFonts w:ascii="Microsoft YaHei" w:hAnsi="Microsoft YaHei"/>
-                <w:sz w:val="18"/>
-              </w:rPr>
-              <w:t>当前价 +0.2%</w:t>
-            </w:r>
-          </w:p>
-        </w:tc>
-      </w:tr>
-      <w:tr>
-        <w:tc>
-          <w:tcPr>
-            <w:tcW w:type="dxa" w:w="3022"/>
-          </w:tcPr>
-          <w:p>
-            <w:pPr>
-              <w:spacing w:before="40" w:after="40" w:line="288" w:lineRule="auto"/>
-            </w:pPr>
-            <w:r/>
-            <w:r>
-              <w:rPr>
-                <w:rFonts w:ascii="Microsoft YaHei" w:hAnsi="Microsoft YaHei"/>
-                <w:sz w:val="18"/>
-              </w:rPr>
-              <w:t>MA20 / 布林中轨</w:t>
-            </w:r>
-          </w:p>
-        </w:tc>
-        <w:tc>
-          <w:tcPr>
-            <w:tcW w:type="dxa" w:w="3022"/>
-          </w:tcPr>
-          <w:p>
-            <w:pPr>
-              <w:spacing w:before="40" w:after="40" w:line="288" w:lineRule="auto"/>
-            </w:pPr>
-            <w:r/>
-            <w:r>
-              <w:rPr>
-                <w:rFonts w:ascii="Microsoft YaHei" w:hAnsi="Microsoft YaHei"/>
-                <w:b/>
-                <w:color w:val="1A1A1A"/>
-                <w:sz w:val="18"/>
-              </w:rPr>
-              <w:t>8.33元</w:t>
-            </w:r>
-          </w:p>
-        </w:tc>
-        <w:tc>
-          <w:tcPr>
-            <w:tcW w:type="dxa" w:w="3022"/>
-          </w:tcPr>
-          <w:p>
-            <w:pPr>
-              <w:spacing w:before="40" w:after="40" w:line="288" w:lineRule="auto"/>
-            </w:pPr>
-            <w:r/>
-            <w:r>
-              <w:rPr>
-                <w:rFonts w:ascii="Microsoft YaHei" w:hAnsi="Microsoft YaHei"/>
-                <w:sz w:val="18"/>
-              </w:rPr>
-              <w:t>当前价 -0.2%</w:t>
-            </w:r>
-          </w:p>
-        </w:tc>
-      </w:tr>
-      <w:tr>
-        <w:tc>
-          <w:tcPr>
-            <w:tcW w:type="dxa" w:w="3022"/>
-            <w:shd w:fill="F8F9FA" w:val="clear"/>
-          </w:tcPr>
-          <w:p>
-            <w:pPr>
-              <w:spacing w:before="40" w:after="40" w:line="288" w:lineRule="auto"/>
-            </w:pPr>
-            <w:r/>
-            <w:r>
-              <w:rPr>
-                <w:rFonts w:ascii="Microsoft YaHei" w:hAnsi="Microsoft YaHei"/>
-                <w:sz w:val="18"/>
-              </w:rPr>
-              <w:t>布林上轨</w:t>
-            </w:r>
-          </w:p>
-        </w:tc>
-        <w:tc>
-          <w:tcPr>
-            <w:tcW w:type="dxa" w:w="3022"/>
-            <w:shd w:fill="F8F9FA" w:val="clear"/>
-          </w:tcPr>
-          <w:p>
-            <w:pPr>
-              <w:spacing w:before="40" w:after="40" w:line="288" w:lineRule="auto"/>
-            </w:pPr>
-            <w:r/>
-            <w:r>
-              <w:rPr>
-                <w:rFonts w:ascii="Microsoft YaHei" w:hAnsi="Microsoft YaHei"/>
-                <w:sz w:val="18"/>
-              </w:rPr>
-              <w:t>8.53元</w:t>
-            </w:r>
-          </w:p>
-        </w:tc>
-        <w:tc>
-          <w:tcPr>
-            <w:tcW w:type="dxa" w:w="3022"/>
-            <w:shd w:fill="F8F9FA" w:val="clear"/>
-          </w:tcPr>
-          <w:p>
-            <w:pPr>
-              <w:spacing w:before="40" w:after="40" w:line="288" w:lineRule="auto"/>
-            </w:pPr>
-            <w:r/>
-            <w:r>
-              <w:rPr>
-                <w:rFonts w:ascii="Microsoft YaHei" w:hAnsi="Microsoft YaHei"/>
-                <w:sz w:val="18"/>
-              </w:rPr>
-              <w:t>—</w:t>
-            </w:r>
-          </w:p>
-        </w:tc>
-      </w:tr>
-      <w:tr>
-        <w:tc>
-          <w:tcPr>
-            <w:tcW w:type="dxa" w:w="3022"/>
-          </w:tcPr>
-          <w:p>
-            <w:pPr>
-              <w:spacing w:before="40" w:after="40" w:line="288" w:lineRule="auto"/>
-            </w:pPr>
-            <w:r/>
-            <w:r>
-              <w:rPr>
-                <w:rFonts w:ascii="Microsoft YaHei" w:hAnsi="Microsoft YaHei"/>
-                <w:sz w:val="18"/>
-              </w:rPr>
-              <w:t>布林下轨</w:t>
-            </w:r>
-          </w:p>
-        </w:tc>
-        <w:tc>
-          <w:tcPr>
-            <w:tcW w:type="dxa" w:w="3022"/>
-          </w:tcPr>
-          <w:p>
-            <w:pPr>
-              <w:spacing w:before="40" w:after="40" w:line="288" w:lineRule="auto"/>
-            </w:pPr>
-            <w:r/>
-            <w:r>
-              <w:rPr>
-                <w:rFonts w:ascii="Microsoft YaHei" w:hAnsi="Microsoft YaHei"/>
-                <w:sz w:val="18"/>
-              </w:rPr>
-              <w:t>8.13元</w:t>
+              <w:t>8.31元</w:t>
             </w:r>
           </w:p>
         </w:tc>
@@ -2117,6 +1914,340 @@
           </w:p>
         </w:tc>
       </w:tr>
+      <w:tr>
+        <w:tc>
+          <w:tcPr>
+            <w:tcW w:type="dxa" w:w="3022"/>
+            <w:shd w:fill="F8F9FA" w:val="clear"/>
+          </w:tcPr>
+          <w:p>
+            <w:pPr>
+              <w:spacing w:before="40" w:after="40" w:line="288" w:lineRule="auto"/>
+            </w:pPr>
+            <w:r/>
+            <w:r>
+              <w:rPr>
+                <w:rFonts w:ascii="Microsoft YaHei" w:hAnsi="Microsoft YaHei"/>
+                <w:sz w:val="18"/>
+              </w:rPr>
+              <w:t>MA5</w:t>
+            </w:r>
+          </w:p>
+        </w:tc>
+        <w:tc>
+          <w:tcPr>
+            <w:tcW w:type="dxa" w:w="3022"/>
+            <w:shd w:fill="F8F9FA" w:val="clear"/>
+          </w:tcPr>
+          <w:p>
+            <w:pPr>
+              <w:spacing w:before="40" w:after="40" w:line="288" w:lineRule="auto"/>
+            </w:pPr>
+            <w:r/>
+            <w:r>
+              <w:rPr>
+                <w:rFonts w:ascii="Microsoft YaHei" w:hAnsi="Microsoft YaHei"/>
+                <w:sz w:val="18"/>
+              </w:rPr>
+              <w:t>~8.29元</w:t>
+            </w:r>
+          </w:p>
+        </w:tc>
+        <w:tc>
+          <w:tcPr>
+            <w:tcW w:type="dxa" w:w="3022"/>
+            <w:shd w:fill="F8F9FA" w:val="clear"/>
+          </w:tcPr>
+          <w:p>
+            <w:pPr>
+              <w:spacing w:before="40" w:after="40" w:line="288" w:lineRule="auto"/>
+            </w:pPr>
+            <w:r/>
+            <w:r>
+              <w:rPr>
+                <w:rFonts w:ascii="Microsoft YaHei" w:hAnsi="Microsoft YaHei"/>
+                <w:sz w:val="18"/>
+              </w:rPr>
+              <w:t xml:space="preserve">贴近 </w:t>
+            </w:r>
+            <w:r>
+              <w:rPr>
+                <w:rFonts w:ascii="Microsoft YaHei" w:hAnsi="Microsoft YaHei"/>
+                <w:b/>
+                <w:color w:val="1A1A1A"/>
+                <w:sz w:val="18"/>
+              </w:rPr>
+              <w:t>+0.2%</w:t>
+            </w:r>
+          </w:p>
+        </w:tc>
+      </w:tr>
+      <w:tr>
+        <w:tc>
+          <w:tcPr>
+            <w:tcW w:type="dxa" w:w="3022"/>
+          </w:tcPr>
+          <w:p>
+            <w:pPr>
+              <w:spacing w:before="40" w:after="40" w:line="288" w:lineRule="auto"/>
+            </w:pPr>
+            <w:r/>
+            <w:r>
+              <w:rPr>
+                <w:rFonts w:ascii="Microsoft YaHei" w:hAnsi="Microsoft YaHei"/>
+                <w:sz w:val="18"/>
+              </w:rPr>
+              <w:t>MA10</w:t>
+            </w:r>
+          </w:p>
+        </w:tc>
+        <w:tc>
+          <w:tcPr>
+            <w:tcW w:type="dxa" w:w="3022"/>
+          </w:tcPr>
+          <w:p>
+            <w:pPr>
+              <w:spacing w:before="40" w:after="40" w:line="288" w:lineRule="auto"/>
+            </w:pPr>
+            <w:r/>
+            <w:r>
+              <w:rPr>
+                <w:rFonts w:ascii="Microsoft YaHei" w:hAnsi="Microsoft YaHei"/>
+                <w:sz w:val="18"/>
+              </w:rPr>
+              <w:t>~8.29元</w:t>
+            </w:r>
+          </w:p>
+        </w:tc>
+        <w:tc>
+          <w:tcPr>
+            <w:tcW w:type="dxa" w:w="3022"/>
+          </w:tcPr>
+          <w:p>
+            <w:pPr>
+              <w:spacing w:before="40" w:after="40" w:line="288" w:lineRule="auto"/>
+            </w:pPr>
+            <w:r/>
+            <w:r>
+              <w:rPr>
+                <w:rFonts w:ascii="Microsoft YaHei" w:hAnsi="Microsoft YaHei"/>
+                <w:sz w:val="18"/>
+              </w:rPr>
+              <w:t xml:space="preserve">贴近 </w:t>
+            </w:r>
+            <w:r>
+              <w:rPr>
+                <w:rFonts w:ascii="Microsoft YaHei" w:hAnsi="Microsoft YaHei"/>
+                <w:b/>
+                <w:color w:val="1A1A1A"/>
+                <w:sz w:val="18"/>
+              </w:rPr>
+              <w:t>+0.2%</w:t>
+            </w:r>
+          </w:p>
+        </w:tc>
+      </w:tr>
+      <w:tr>
+        <w:tc>
+          <w:tcPr>
+            <w:tcW w:type="dxa" w:w="3022"/>
+            <w:shd w:fill="F8F9FA" w:val="clear"/>
+          </w:tcPr>
+          <w:p>
+            <w:pPr>
+              <w:spacing w:before="40" w:after="40" w:line="288" w:lineRule="auto"/>
+            </w:pPr>
+            <w:r/>
+            <w:r>
+              <w:rPr>
+                <w:rFonts w:ascii="Microsoft YaHei" w:hAnsi="Microsoft YaHei"/>
+                <w:sz w:val="18"/>
+              </w:rPr>
+              <w:t>MA20（布林中轨）</w:t>
+            </w:r>
+          </w:p>
+        </w:tc>
+        <w:tc>
+          <w:tcPr>
+            <w:tcW w:type="dxa" w:w="3022"/>
+            <w:shd w:fill="F8F9FA" w:val="clear"/>
+          </w:tcPr>
+          <w:p>
+            <w:pPr>
+              <w:spacing w:before="40" w:after="40" w:line="288" w:lineRule="auto"/>
+            </w:pPr>
+            <w:r/>
+            <w:r>
+              <w:rPr>
+                <w:rFonts w:ascii="Microsoft YaHei" w:hAnsi="Microsoft YaHei"/>
+                <w:sz w:val="18"/>
+              </w:rPr>
+              <w:t>~8.33元</w:t>
+            </w:r>
+          </w:p>
+        </w:tc>
+        <w:tc>
+          <w:tcPr>
+            <w:tcW w:type="dxa" w:w="3022"/>
+            <w:shd w:fill="F8F9FA" w:val="clear"/>
+          </w:tcPr>
+          <w:p>
+            <w:pPr>
+              <w:spacing w:before="40" w:after="40" w:line="288" w:lineRule="auto"/>
+            </w:pPr>
+            <w:r/>
+            <w:r>
+              <w:rPr>
+                <w:rFonts w:ascii="Microsoft YaHei" w:hAnsi="Microsoft YaHei"/>
+                <w:sz w:val="18"/>
+              </w:rPr>
+              <w:t xml:space="preserve">贴近 </w:t>
+            </w:r>
+            <w:r>
+              <w:rPr>
+                <w:rFonts w:ascii="Microsoft YaHei" w:hAnsi="Microsoft YaHei"/>
+                <w:b/>
+                <w:color w:val="1A1A1A"/>
+                <w:sz w:val="18"/>
+              </w:rPr>
+              <w:t>-0.2%</w:t>
+            </w:r>
+          </w:p>
+        </w:tc>
+      </w:tr>
+      <w:tr>
+        <w:tc>
+          <w:tcPr>
+            <w:tcW w:type="dxa" w:w="3022"/>
+          </w:tcPr>
+          <w:p>
+            <w:pPr>
+              <w:spacing w:before="40" w:after="40" w:line="288" w:lineRule="auto"/>
+            </w:pPr>
+            <w:r/>
+            <w:r>
+              <w:rPr>
+                <w:rFonts w:ascii="Microsoft YaHei" w:hAnsi="Microsoft YaHei"/>
+                <w:sz w:val="18"/>
+              </w:rPr>
+              <w:t>布林上轨</w:t>
+            </w:r>
+          </w:p>
+        </w:tc>
+        <w:tc>
+          <w:tcPr>
+            <w:tcW w:type="dxa" w:w="3022"/>
+          </w:tcPr>
+          <w:p>
+            <w:pPr>
+              <w:spacing w:before="40" w:after="40" w:line="288" w:lineRule="auto"/>
+            </w:pPr>
+            <w:r/>
+            <w:r>
+              <w:rPr>
+                <w:rFonts w:ascii="Microsoft YaHei" w:hAnsi="Microsoft YaHei"/>
+                <w:sz w:val="18"/>
+              </w:rPr>
+              <w:t>8.53元</w:t>
+            </w:r>
+          </w:p>
+        </w:tc>
+        <w:tc>
+          <w:tcPr>
+            <w:tcW w:type="dxa" w:w="3022"/>
+          </w:tcPr>
+          <w:p>
+            <w:pPr>
+              <w:spacing w:before="40" w:after="40" w:line="288" w:lineRule="auto"/>
+            </w:pPr>
+            <w:r/>
+            <w:r>
+              <w:rPr>
+                <w:rFonts w:ascii="Microsoft YaHei" w:hAnsi="Microsoft YaHei"/>
+                <w:sz w:val="18"/>
+              </w:rPr>
+              <w:t xml:space="preserve">距离 </w:t>
+            </w:r>
+            <w:r>
+              <w:rPr>
+                <w:rFonts w:ascii="Microsoft YaHei" w:hAnsi="Microsoft YaHei"/>
+                <w:b/>
+                <w:color w:val="1A1A1A"/>
+                <w:sz w:val="18"/>
+              </w:rPr>
+              <w:t>-2.6%</w:t>
+            </w:r>
+          </w:p>
+        </w:tc>
+      </w:tr>
+      <w:tr>
+        <w:tc>
+          <w:tcPr>
+            <w:tcW w:type="dxa" w:w="3022"/>
+            <w:shd w:fill="F8F9FA" w:val="clear"/>
+          </w:tcPr>
+          <w:p>
+            <w:pPr>
+              <w:spacing w:before="40" w:after="40" w:line="288" w:lineRule="auto"/>
+            </w:pPr>
+            <w:r/>
+            <w:r>
+              <w:rPr>
+                <w:rFonts w:ascii="Microsoft YaHei" w:hAnsi="Microsoft YaHei"/>
+                <w:sz w:val="18"/>
+              </w:rPr>
+              <w:t>布林下轨</w:t>
+            </w:r>
+          </w:p>
+        </w:tc>
+        <w:tc>
+          <w:tcPr>
+            <w:tcW w:type="dxa" w:w="3022"/>
+            <w:shd w:fill="F8F9FA" w:val="clear"/>
+          </w:tcPr>
+          <w:p>
+            <w:pPr>
+              <w:spacing w:before="40" w:after="40" w:line="288" w:lineRule="auto"/>
+            </w:pPr>
+            <w:r/>
+            <w:r>
+              <w:rPr>
+                <w:rFonts w:ascii="Microsoft YaHei" w:hAnsi="Microsoft YaHei"/>
+                <w:sz w:val="18"/>
+              </w:rPr>
+              <w:t>8.13元</w:t>
+            </w:r>
+          </w:p>
+        </w:tc>
+        <w:tc>
+          <w:tcPr>
+            <w:tcW w:type="dxa" w:w="3022"/>
+            <w:shd w:fill="F8F9FA" w:val="clear"/>
+          </w:tcPr>
+          <w:p>
+            <w:pPr>
+              <w:spacing w:before="40" w:after="40" w:line="288" w:lineRule="auto"/>
+            </w:pPr>
+            <w:r/>
+            <w:r>
+              <w:rPr>
+                <w:rFonts w:ascii="Microsoft YaHei" w:hAnsi="Microsoft YaHei"/>
+                <w:sz w:val="18"/>
+              </w:rPr>
+              <w:t xml:space="preserve">距离 </w:t>
+            </w:r>
+            <w:r>
+              <w:rPr>
+                <w:rFonts w:ascii="Microsoft YaHei" w:hAnsi="Microsoft YaHei"/>
+                <w:b/>
+                <w:color w:val="1A1A1A"/>
+                <w:sz w:val="18"/>
+              </w:rPr>
+              <w:t>+2.2%</w:t>
+            </w:r>
+          </w:p>
+        </w:tc>
+      </w:tr>
     </w:tbl>
     <w:p/>
     <w:p>
@@ -2126,7 +2257,13 @@
           <w:b/>
           <w:color w:val="1A1A1A"/>
         </w:rPr>
-        <w:t>关键技术判断：</w:t>
+        <w:t>技术研判</w:t>
+      </w:r>
+      <w:r>
+        <w:rPr>
+          <w:rFonts w:ascii="Microsoft YaHei" w:hAnsi="Microsoft YaHei"/>
+        </w:rPr>
+        <w:t>：</w:t>
       </w:r>
     </w:p>
     <w:p>
@@ -2137,7 +2274,7 @@
         <w:rPr>
           <w:rFonts w:ascii="Microsoft YaHei" w:hAnsi="Microsoft YaHei"/>
         </w:rPr>
-        <w:t xml:space="preserve">当前价 </w:t>
+        <w:t xml:space="preserve">当前价格 </w:t>
       </w:r>
       <w:r>
         <w:rPr>
@@ -2151,7 +2288,7 @@
         <w:rPr>
           <w:rFonts w:ascii="Microsoft YaHei" w:hAnsi="Microsoft YaHei"/>
         </w:rPr>
-        <w:t xml:space="preserve"> 与 </w:t>
+        <w:t xml:space="preserve"> 精确运行在 MA5（8.29）和 MA20/中轨（8.33）之间的极窄区间，</w:t>
       </w:r>
       <w:r>
         <w:rPr>
@@ -2159,27 +2296,13 @@
           <w:b/>
           <w:color w:val="1A1A1A"/>
         </w:rPr>
-        <w:t>MA5（8.29）、MA10（8.29）、MA20（8.33）</w:t>
+        <w:t>多空处于短暂均衡状态</w:t>
       </w:r>
       <w:r>
         <w:rPr>
           <w:rFonts w:ascii="Microsoft YaHei" w:hAnsi="Microsoft YaHei"/>
         </w:rPr>
-        <w:t xml:space="preserve"> 三条均线极度接近，形成 </w:t>
-      </w:r>
-      <w:r>
-        <w:rPr>
-          <w:rFonts w:ascii="Microsoft YaHei" w:hAnsi="Microsoft YaHei"/>
-          <w:b/>
-          <w:color w:val="1A1A1A"/>
-        </w:rPr>
-        <w:t>均线粘合</w:t>
-      </w:r>
-      <w:r>
-        <w:rPr>
-          <w:rFonts w:ascii="Microsoft YaHei" w:hAnsi="Microsoft YaHei"/>
-        </w:rPr>
-        <w:t xml:space="preserve"> 状态，是典型的变盘信号</w:t>
+        <w:t>。</w:t>
       </w:r>
     </w:p>
     <w:p>
@@ -2190,7 +2313,7 @@
         <w:rPr>
           <w:rFonts w:ascii="Microsoft YaHei" w:hAnsi="Microsoft YaHei"/>
         </w:rPr>
-        <w:t xml:space="preserve">股价位于布林带 </w:t>
+        <w:t xml:space="preserve">价格紧贴 MA20 中轨，若能有效站稳 </w:t>
       </w:r>
       <w:r>
         <w:rPr>
@@ -2198,13 +2321,27 @@
           <w:b/>
           <w:color w:val="1A1A1A"/>
         </w:rPr>
-        <w:t>中轨（8.33）与下轨（8.13）之间偏上</w:t>
+        <w:t>8.33元</w:t>
       </w:r>
       <w:r>
         <w:rPr>
           <w:rFonts w:ascii="Microsoft YaHei" w:hAnsi="Microsoft YaHei"/>
         </w:rPr>
-        <w:t>，偏离中轨仅 -0.2%，处于中性偏强区域</w:t>
+        <w:t xml:space="preserve"> 以上，将形成 </w:t>
+      </w:r>
+      <w:r>
+        <w:rPr>
+          <w:rFonts w:ascii="Microsoft YaHei" w:hAnsi="Microsoft YaHei"/>
+          <w:b/>
+          <w:color w:val="1A1A1A"/>
+        </w:rPr>
+        <w:t>中轨支撑确认</w:t>
+      </w:r>
+      <w:r>
+        <w:rPr>
+          <w:rFonts w:ascii="Microsoft YaHei" w:hAnsi="Microsoft YaHei"/>
+        </w:rPr>
+        <w:t>，打开向上轨 8.53元 的攻击空间。</w:t>
       </w:r>
     </w:p>
     <w:p>
@@ -2215,7 +2352,7 @@
         <w:rPr>
           <w:rFonts w:ascii="Microsoft YaHei" w:hAnsi="Microsoft YaHei"/>
         </w:rPr>
-        <w:t xml:space="preserve">若午后能站稳 </w:t>
+        <w:t xml:space="preserve">若跌破 </w:t>
       </w:r>
       <w:r>
         <w:rPr>
@@ -2223,49 +2360,13 @@
           <w:b/>
           <w:color w:val="1A1A1A"/>
         </w:rPr>
-        <w:t>8.33元（MA20/中轨）</w:t>
+        <w:t>8.22元</w:t>
       </w:r>
       <w:r>
         <w:rPr>
           <w:rFonts w:ascii="Microsoft YaHei" w:hAnsi="Microsoft YaHei"/>
         </w:rPr>
-        <w:t xml:space="preserve"> 上方，则有望向布林上轨 </w:t>
-      </w:r>
-      <w:r>
-        <w:rPr>
-          <w:rFonts w:ascii="Microsoft YaHei" w:hAnsi="Microsoft YaHei"/>
-          <w:b/>
-          <w:color w:val="1A1A1A"/>
-        </w:rPr>
-        <w:t>8.53元</w:t>
-      </w:r>
-      <w:r>
-        <w:rPr>
-          <w:rFonts w:ascii="Microsoft YaHei" w:hAnsi="Microsoft YaHei"/>
-        </w:rPr>
-        <w:t xml:space="preserve"> 发起挑战；若失守 </w:t>
-      </w:r>
-      <w:r>
-        <w:rPr>
-          <w:rFonts w:ascii="Microsoft YaHei" w:hAnsi="Microsoft YaHei"/>
-          <w:b/>
-          <w:color w:val="1A1A1A"/>
-        </w:rPr>
-        <w:t>8.22元（今日低点）</w:t>
-      </w:r>
-      <w:r>
-        <w:rPr>
-          <w:rFonts w:ascii="Microsoft YaHei" w:hAnsi="Microsoft YaHei"/>
-        </w:rPr>
-        <w:t xml:space="preserve">，则可能回踩布林下轨 </w:t>
-      </w:r>
-      <w:r>
-        <w:rPr>
-          <w:rFonts w:ascii="Microsoft YaHei" w:hAnsi="Microsoft YaHei"/>
-          <w:b/>
-          <w:color w:val="1A1A1A"/>
-        </w:rPr>
-        <w:t>8.13元</w:t>
+        <w:t>（今日最低点）及布林下轨 8.13元，则短线存在回调风险。</w:t>
       </w:r>
     </w:p>
     <w:p>
@@ -2297,21 +2398,8 @@
       <w:r>
         <w:rPr>
           <w:rFonts w:ascii="Microsoft YaHei" w:hAnsi="Microsoft YaHei"/>
-          <w:b/>
-          <w:color w:val="1A1A1A"/>
         </w:rPr>
-        <w:t>融资动态（7月28日）：</w:t>
-      </w:r>
-    </w:p>
-    <w:p>
-      <w:pPr>
-        <w:pStyle w:val="ListBullet"/>
-      </w:pPr>
-      <w:r>
-        <w:rPr>
-          <w:rFonts w:ascii="Microsoft YaHei" w:hAnsi="Microsoft YaHei"/>
-        </w:rPr>
-        <w:t xml:space="preserve">融资买入额 </w:t>
+        <w:t>截至午间，各资讯渠道（巨潮、同花顺、百度财经、互动易、新浪财经）均未检索到丽江股份的相关新闻或公告。</w:t>
       </w:r>
       <w:r>
         <w:rPr>
@@ -2319,98 +2407,13 @@
           <w:b/>
           <w:color w:val="1A1A1A"/>
         </w:rPr>
-        <w:t>1,465.24万元</w:t>
+        <w:t>公司层面处于信息真空期</w:t>
       </w:r>
       <w:r>
         <w:rPr>
           <w:rFonts w:ascii="Microsoft YaHei" w:hAnsi="Microsoft YaHei"/>
         </w:rPr>
-        <w:t xml:space="preserve">，融资净买入 </w:t>
-      </w:r>
-      <w:r>
-        <w:rPr>
-          <w:rFonts w:ascii="Microsoft YaHei" w:hAnsi="Microsoft YaHei"/>
-          <w:b/>
-          <w:color w:val="1A1A1A"/>
-        </w:rPr>
-        <w:t>+563.3万元</w:t>
-      </w:r>
-    </w:p>
-    <w:p>
-      <w:pPr>
-        <w:pStyle w:val="ListBullet"/>
-      </w:pPr>
-      <w:r>
-        <w:rPr>
-          <w:rFonts w:ascii="Microsoft YaHei" w:hAnsi="Microsoft YaHei"/>
-        </w:rPr>
-        <w:t xml:space="preserve">融资余额 </w:t>
-      </w:r>
-      <w:r>
-        <w:rPr>
-          <w:rFonts w:ascii="Microsoft YaHei" w:hAnsi="Microsoft YaHei"/>
-          <w:b/>
-          <w:color w:val="1A1A1A"/>
-        </w:rPr>
-        <w:t>1.69亿元</w:t>
-      </w:r>
-      <w:r>
-        <w:rPr>
-          <w:rFonts w:ascii="Microsoft YaHei" w:hAnsi="Microsoft YaHei"/>
-        </w:rPr>
-        <w:t xml:space="preserve">，占流通市值 </w:t>
-      </w:r>
-      <w:r>
-        <w:rPr>
-          <w:rFonts w:ascii="Microsoft YaHei" w:hAnsi="Microsoft YaHei"/>
-          <w:b/>
-          <w:color w:val="1A1A1A"/>
-        </w:rPr>
-        <w:t>3.63%</w:t>
-      </w:r>
-      <w:r>
-        <w:rPr>
-          <w:rFonts w:ascii="Microsoft YaHei" w:hAnsi="Microsoft YaHei"/>
-        </w:rPr>
-        <w:t xml:space="preserve">，低于近一年 </w:t>
-      </w:r>
-      <w:r>
-        <w:rPr>
-          <w:rFonts w:ascii="Microsoft YaHei" w:hAnsi="Microsoft YaHei"/>
-          <w:b/>
-          <w:color w:val="1A1A1A"/>
-        </w:rPr>
-        <w:t>10%分位水平</w:t>
-      </w:r>
-    </w:p>
-    <w:p>
-      <w:r>
-        <w:rPr>
-          <w:rFonts w:ascii="Microsoft YaHei" w:hAnsi="Microsoft YaHei"/>
-          <w:b/>
-          <w:color w:val="1A1A1A"/>
-        </w:rPr>
-        <w:t>解读：</w:t>
-      </w:r>
-      <w:r>
-        <w:rPr>
-          <w:rFonts w:ascii="Microsoft YaHei" w:hAnsi="Microsoft YaHei"/>
-        </w:rPr>
-        <w:t xml:space="preserve"> 融资余额处于历史极低分位，意味着该股此前经历了较长时间的融资偿还或去杠杆过程，浮筹消化较为充分。当前融资余额开始 </w:t>
-      </w:r>
-      <w:r>
-        <w:rPr>
-          <w:rFonts w:ascii="Microsoft YaHei" w:hAnsi="Microsoft YaHei"/>
-          <w:b/>
-          <w:color w:val="1A1A1A"/>
-        </w:rPr>
-        <w:t>止跌回升</w:t>
-      </w:r>
-      <w:r>
-        <w:rPr>
-          <w:rFonts w:ascii="Microsoft YaHei" w:hAnsi="Microsoft YaHei"/>
-        </w:rPr>
-        <w:t>，且融资净买入额连续为正，是杠杆资金重新入场的重要信号，对股价构成边际利好支撑。</w:t>
+        <w:t>，股价波动更多受板块情绪和资金面驱动。</w:t>
       </w:r>
     </w:p>
     <w:p>
@@ -2436,6 +2439,20 @@
           <w:sz w:val="28"/>
         </w:rPr>
         <w:t>板块关联</w:t>
+      </w:r>
+    </w:p>
+    <w:p>
+      <w:pPr>
+        <w:spacing w:before="280" w:after="80" w:line="312" w:lineRule="auto"/>
+      </w:pPr>
+      <w:r>
+        <w:rPr>
+          <w:rFonts w:ascii="Microsoft YaHei" w:hAnsi="Microsoft YaHei"/>
+          <w:b/>
+          <w:color w:val="333333"/>
+          <w:sz w:val="24"/>
+        </w:rPr>
+        <w:t>所属行业板块排名</w:t>
       </w:r>
     </w:p>
     <w:tbl>
@@ -2470,7 +2487,7 @@
                 <w:color w:val="1A1A1A"/>
                 <w:sz w:val="18"/>
               </w:rPr>
-              <w:t>板块</w:t>
+              <w:t>板块名称</w:t>
             </w:r>
           </w:p>
         </w:tc>
@@ -2533,7 +2550,7 @@
                 <w:color w:val="1A1A1A"/>
                 <w:sz w:val="18"/>
               </w:rPr>
-              <w:t>领涨标杆</w:t>
+              <w:t>板块总家数</w:t>
             </w:r>
           </w:p>
         </w:tc>
@@ -2553,7 +2570,7 @@
                 <w:rFonts w:ascii="Microsoft YaHei" w:hAnsi="Microsoft YaHei"/>
                 <w:sz w:val="18"/>
               </w:rPr>
-              <w:t>消费者服务(A股)</w:t>
+              <w:t>酒店、度假村与豪华游轮</w:t>
             </w:r>
           </w:p>
         </w:tc>
@@ -2573,27 +2590,7 @@
                 <w:color w:val="1A1A1A"/>
                 <w:sz w:val="18"/>
               </w:rPr>
-              <w:t>-1.46%</w:t>
-            </w:r>
-          </w:p>
-        </w:tc>
-        <w:tc>
-          <w:tcPr>
-            <w:tcW w:type="dxa" w:w="2266"/>
-          </w:tcPr>
-          <w:p>
-            <w:pPr>
-              <w:spacing w:before="40" w:after="40" w:line="288" w:lineRule="auto"/>
-            </w:pPr>
-            <w:r/>
-            <w:r>
-              <w:rPr>
-                <w:rFonts w:ascii="Microsoft YaHei" w:hAnsi="Microsoft YaHei"/>
-                <w:b/>
-                <w:color w:val="1A1A1A"/>
-                <w:sz w:val="18"/>
-              </w:rPr>
-              <w:t>11/52</w:t>
+              <w:t>-1.12%</w:t>
             </w:r>
           </w:p>
         </w:tc>
@@ -2611,7 +2608,25 @@
                 <w:rFonts w:ascii="Microsoft YaHei" w:hAnsi="Microsoft YaHei"/>
                 <w:sz w:val="18"/>
               </w:rPr>
-              <w:t>中国中免+3.35%、锦江酒店+3.15%</w:t>
+              <w:t>第8位</w:t>
+            </w:r>
+          </w:p>
+        </w:tc>
+        <w:tc>
+          <w:tcPr>
+            <w:tcW w:type="dxa" w:w="2266"/>
+          </w:tcPr>
+          <w:p>
+            <w:pPr>
+              <w:spacing w:before="40" w:after="40" w:line="288" w:lineRule="auto"/>
+            </w:pPr>
+            <w:r/>
+            <w:r>
+              <w:rPr>
+                <w:rFonts w:ascii="Microsoft YaHei" w:hAnsi="Microsoft YaHei"/>
+                <w:sz w:val="18"/>
+              </w:rPr>
+              <w:t>28家</w:t>
             </w:r>
           </w:p>
         </w:tc>
@@ -2670,11 +2685,9 @@
             <w:r>
               <w:rPr>
                 <w:rFonts w:ascii="Microsoft YaHei" w:hAnsi="Microsoft YaHei"/>
-                <w:b/>
-                <w:color w:val="1A1A1A"/>
                 <w:sz w:val="18"/>
               </w:rPr>
-              <w:t>10/38</w:t>
+              <w:t>第10位</w:t>
             </w:r>
           </w:p>
         </w:tc>
@@ -2693,7 +2706,7 @@
                 <w:rFonts w:ascii="Microsoft YaHei" w:hAnsi="Microsoft YaHei"/>
                 <w:sz w:val="18"/>
               </w:rPr>
-              <w:t>中国中免+3.35%、锦江酒店+3.15%</w:t>
+              <w:t>38家</w:t>
             </w:r>
           </w:p>
         </w:tc>
@@ -2713,7 +2726,7 @@
                 <w:rFonts w:ascii="Microsoft YaHei" w:hAnsi="Microsoft YaHei"/>
                 <w:sz w:val="18"/>
               </w:rPr>
-              <w:t>酒店、度假村与豪华游轮</w:t>
+              <w:t>消费者服务</w:t>
             </w:r>
           </w:p>
         </w:tc>
@@ -2733,27 +2746,7 @@
                 <w:color w:val="1A1A1A"/>
                 <w:sz w:val="18"/>
               </w:rPr>
-              <w:t>-1.12%</w:t>
-            </w:r>
-          </w:p>
-        </w:tc>
-        <w:tc>
-          <w:tcPr>
-            <w:tcW w:type="dxa" w:w="2266"/>
-          </w:tcPr>
-          <w:p>
-            <w:pPr>
-              <w:spacing w:before="40" w:after="40" w:line="288" w:lineRule="auto"/>
-            </w:pPr>
-            <w:r/>
-            <w:r>
-              <w:rPr>
-                <w:rFonts w:ascii="Microsoft YaHei" w:hAnsi="Microsoft YaHei"/>
-                <w:b/>
-                <w:color w:val="1A1A1A"/>
-                <w:sz w:val="18"/>
-              </w:rPr>
-              <w:t>8/28</w:t>
+              <w:t>-1.46%</w:t>
             </w:r>
           </w:p>
         </w:tc>
@@ -2771,7 +2764,25 @@
                 <w:rFonts w:ascii="Microsoft YaHei" w:hAnsi="Microsoft YaHei"/>
                 <w:sz w:val="18"/>
               </w:rPr>
-              <w:t>首旅酒店+2.58%</w:t>
+              <w:t>第11位</w:t>
+            </w:r>
+          </w:p>
+        </w:tc>
+        <w:tc>
+          <w:tcPr>
+            <w:tcW w:type="dxa" w:w="2266"/>
+          </w:tcPr>
+          <w:p>
+            <w:pPr>
+              <w:spacing w:before="40" w:after="40" w:line="288" w:lineRule="auto"/>
+            </w:pPr>
+            <w:r/>
+            <w:r>
+              <w:rPr>
+                <w:rFonts w:ascii="Microsoft YaHei" w:hAnsi="Microsoft YaHei"/>
+                <w:sz w:val="18"/>
+              </w:rPr>
+              <w:t>52家</w:t>
             </w:r>
           </w:p>
         </w:tc>
@@ -2830,11 +2841,9 @@
             <w:r>
               <w:rPr>
                 <w:rFonts w:ascii="Microsoft YaHei" w:hAnsi="Microsoft YaHei"/>
-                <w:b/>
-                <w:color w:val="1A1A1A"/>
                 <w:sz w:val="18"/>
               </w:rPr>
-              <w:t>48/150</w:t>
+              <w:t>第48位</w:t>
             </w:r>
           </w:p>
         </w:tc>
@@ -2853,7 +2862,7 @@
                 <w:rFonts w:ascii="Microsoft YaHei" w:hAnsi="Microsoft YaHei"/>
                 <w:sz w:val="18"/>
               </w:rPr>
-              <w:t>—</w:t>
+              <w:t>150家</w:t>
             </w:r>
           </w:p>
         </w:tc>
@@ -2909,11 +2918,9 @@
             <w:r>
               <w:rPr>
                 <w:rFonts w:ascii="Microsoft YaHei" w:hAnsi="Microsoft YaHei"/>
-                <w:b/>
-                <w:color w:val="1A1A1A"/>
                 <w:sz w:val="18"/>
               </w:rPr>
-              <w:t>16/58</w:t>
+              <w:t>第16位</w:t>
             </w:r>
           </w:p>
         </w:tc>
@@ -2931,7 +2938,7 @@
                 <w:rFonts w:ascii="Microsoft YaHei" w:hAnsi="Microsoft YaHei"/>
                 <w:sz w:val="18"/>
               </w:rPr>
-              <w:t>—</w:t>
+              <w:t>58家</w:t>
             </w:r>
           </w:p>
         </w:tc>
@@ -2945,13 +2952,13 @@
           <w:b/>
           <w:color w:val="1A1A1A"/>
         </w:rPr>
-        <w:t>关键观察：</w:t>
+        <w:t>板块内对比</w:t>
       </w:r>
       <w:r>
         <w:rPr>
           <w:rFonts w:ascii="Microsoft YaHei" w:hAnsi="Microsoft YaHei"/>
         </w:rPr>
-        <w:t xml:space="preserve"> 丽江股份在所属 </w:t>
+        <w:t xml:space="preserve">：丽江股份在所属各板块中均处于 </w:t>
       </w:r>
       <w:r>
         <w:rPr>
@@ -2959,13 +2966,13 @@
           <w:b/>
           <w:color w:val="1A1A1A"/>
         </w:rPr>
-        <w:t>5个板块</w:t>
+        <w:t>中上游位置</w:t>
       </w:r>
       <w:r>
         <w:rPr>
           <w:rFonts w:ascii="Microsoft YaHei" w:hAnsi="Microsoft YaHei"/>
         </w:rPr>
-        <w:t xml:space="preserve"> 中均排名中偏上（均处于前30%~40%分位），在 </w:t>
+        <w:t>。消费者服务板块内，中国中免（+3.35%）、锦江酒店（+3.15%）、首旅酒店（+2.58%）领涨，体现出龙头消费股的复苏预期；而大连圣亚（-7.99%）、ST雪发（-8.17%）等个股大幅下挫，</w:t>
       </w:r>
       <w:r>
         <w:rPr>
@@ -2973,55 +2980,13 @@
           <w:b/>
           <w:color w:val="1A1A1A"/>
         </w:rPr>
-        <w:t>消费者服务（11/52）</w:t>
+        <w:t>板块内部分化显著</w:t>
       </w:r>
       <w:r>
         <w:rPr>
           <w:rFonts w:ascii="Microsoft YaHei" w:hAnsi="Microsoft YaHei"/>
         </w:rPr>
-        <w:t xml:space="preserve"> 和 </w:t>
-      </w:r>
-      <w:r>
-        <w:rPr>
-          <w:rFonts w:ascii="Microsoft YaHei" w:hAnsi="Microsoft YaHei"/>
-          <w:b/>
-          <w:color w:val="1A1A1A"/>
-        </w:rPr>
-        <w:t>酒店度假村（8/28）</w:t>
-      </w:r>
-      <w:r>
-        <w:rPr>
-          <w:rFonts w:ascii="Microsoft YaHei" w:hAnsi="Microsoft YaHei"/>
-        </w:rPr>
-        <w:t xml:space="preserve"> 中排名更为靠前。板块内分化明显——</w:t>
-      </w:r>
-      <w:r>
-        <w:rPr>
-          <w:rFonts w:ascii="Microsoft YaHei" w:hAnsi="Microsoft YaHei"/>
-          <w:b/>
-          <w:color w:val="1A1A1A"/>
-        </w:rPr>
-        <w:t>中国中免、锦江酒店、首旅酒店</w:t>
-      </w:r>
-      <w:r>
-        <w:rPr>
-          <w:rFonts w:ascii="Microsoft YaHei" w:hAnsi="Microsoft YaHei"/>
-        </w:rPr>
-        <w:t xml:space="preserve"> 等龙头逆势领涨，而 </w:t>
-      </w:r>
-      <w:r>
-        <w:rPr>
-          <w:rFonts w:ascii="Microsoft YaHei" w:hAnsi="Microsoft YaHei"/>
-          <w:b/>
-          <w:color w:val="1A1A1A"/>
-        </w:rPr>
-        <w:t>大连圣亚（-7.99%）、ST雪发（-8.17%）</w:t>
-      </w:r>
-      <w:r>
-        <w:rPr>
-          <w:rFonts w:ascii="Microsoft YaHei" w:hAnsi="Microsoft YaHei"/>
-        </w:rPr>
-        <w:t xml:space="preserve"> 等个股跌幅较深。丽江股份跟随龙头走强逻辑，走势健康。</w:t>
+        <w:t>。</w:t>
       </w:r>
     </w:p>
     <w:p>
@@ -3122,7 +3087,7 @@
                 <w:color w:val="1A1A1A"/>
                 <w:sz w:val="18"/>
               </w:rPr>
-              <w:t>倾向</w:t>
+              <w:t>评级</w:t>
             </w:r>
           </w:p>
         </w:tc>
@@ -3142,7 +3107,7 @@
                 <w:rFonts w:ascii="Microsoft YaHei" w:hAnsi="Microsoft YaHei"/>
                 <w:sz w:val="18"/>
               </w:rPr>
-              <w:t>全市场情绪</w:t>
+              <w:t>市场情绪</w:t>
             </w:r>
           </w:p>
         </w:tc>
@@ -3160,7 +3125,7 @@
                 <w:rFonts w:ascii="Microsoft YaHei" w:hAnsi="Microsoft YaHei"/>
                 <w:sz w:val="18"/>
               </w:rPr>
-              <w:t>热度高、普涨放量</w:t>
+              <w:t>全市做多氛围浓厚</w:t>
             </w:r>
           </w:p>
         </w:tc>
@@ -3178,7 +3143,7 @@
                 <w:rFonts w:ascii="Microsoft YaHei" w:hAnsi="Microsoft YaHei"/>
                 <w:sz w:val="18"/>
               </w:rPr>
-              <w:t>✅ 偏暖</w:t>
+              <w:t>✅ 正面</w:t>
             </w:r>
           </w:p>
         </w:tc>
@@ -3199,7 +3164,7 @@
                 <w:rFonts w:ascii="Microsoft YaHei" w:hAnsi="Microsoft YaHei"/>
                 <w:sz w:val="18"/>
               </w:rPr>
-              <w:t>板块环境</w:t>
+              <w:t>个股走势</w:t>
             </w:r>
           </w:p>
         </w:tc>
@@ -3218,7 +3183,7 @@
                 <w:rFonts w:ascii="Microsoft YaHei" w:hAnsi="Microsoft YaHei"/>
                 <w:sz w:val="18"/>
               </w:rPr>
-              <w:t>旅游板块整体承压，个股逆势飘红</w:t>
+              <w:t>跑赢板块，强于行业均值</w:t>
             </w:r>
           </w:p>
         </w:tc>
@@ -3237,7 +3202,7 @@
                 <w:rFonts w:ascii="Microsoft YaHei" w:hAnsi="Microsoft YaHei"/>
                 <w:sz w:val="18"/>
               </w:rPr>
-              <w:t>⚠️ 板块弱，个股强</w:t>
+              <w:t>✅ 正面</w:t>
             </w:r>
           </w:p>
         </w:tc>
@@ -3275,7 +3240,7 @@
                 <w:rFonts w:ascii="Microsoft YaHei" w:hAnsi="Microsoft YaHei"/>
                 <w:sz w:val="18"/>
               </w:rPr>
-              <w:t>半日净流入2,167万，大单主导</w:t>
+              <w:t>大单连续两日净流入，融资盘加仓</w:t>
             </w:r>
           </w:p>
         </w:tc>
@@ -3293,7 +3258,7 @@
                 <w:rFonts w:ascii="Microsoft YaHei" w:hAnsi="Microsoft YaHei"/>
                 <w:sz w:val="18"/>
               </w:rPr>
-              <w:t>✅ 积极</w:t>
+              <w:t>✅ 正面</w:t>
             </w:r>
           </w:p>
         </w:tc>
@@ -3314,7 +3279,7 @@
                 <w:rFonts w:ascii="Microsoft YaHei" w:hAnsi="Microsoft YaHei"/>
                 <w:sz w:val="18"/>
               </w:rPr>
-              <w:t>融资数据</w:t>
+              <w:t>技术面</w:t>
             </w:r>
           </w:p>
         </w:tc>
@@ -3333,7 +3298,7 @@
                 <w:rFonts w:ascii="Microsoft YaHei" w:hAnsi="Microsoft YaHei"/>
                 <w:sz w:val="18"/>
               </w:rPr>
-              <w:t>余额处历史低位，开始回升</w:t>
+              <w:t>价格在MA5/MA10/MA20交汇处博弈，布林中轨待确认</w:t>
             </w:r>
           </w:p>
         </w:tc>
@@ -3352,7 +3317,7 @@
                 <w:rFonts w:ascii="Microsoft YaHei" w:hAnsi="Microsoft YaHei"/>
                 <w:sz w:val="18"/>
               </w:rPr>
-              <w:t>✅ 边际利好</w:t>
+              <w:t>⚠️ 中性</w:t>
             </w:r>
           </w:p>
         </w:tc>
@@ -3372,7 +3337,7 @@
                 <w:rFonts w:ascii="Microsoft YaHei" w:hAnsi="Microsoft YaHei"/>
                 <w:sz w:val="18"/>
               </w:rPr>
-              <w:t>技术面</w:t>
+              <w:t>估值面</w:t>
             </w:r>
           </w:p>
         </w:tc>
@@ -3390,7 +3355,7 @@
                 <w:rFonts w:ascii="Microsoft YaHei" w:hAnsi="Microsoft YaHei"/>
                 <w:sz w:val="18"/>
               </w:rPr>
-              <w:t>均线粘合，待突破MA20（8.33）</w:t>
+              <w:t>PE由21.85降至17.13，估值压力缓解</w:t>
             </w:r>
           </w:p>
         </w:tc>
@@ -3408,7 +3373,7 @@
                 <w:rFonts w:ascii="Microsoft YaHei" w:hAnsi="Microsoft YaHei"/>
                 <w:sz w:val="18"/>
               </w:rPr>
-              <w:t>🔄 变盘窗口</w:t>
+              <w:t>✅ 正面</w:t>
             </w:r>
           </w:p>
         </w:tc>
@@ -3429,7 +3394,7 @@
                 <w:rFonts w:ascii="Microsoft YaHei" w:hAnsi="Microsoft YaHei"/>
                 <w:sz w:val="18"/>
               </w:rPr>
-              <w:t>量价配合</w:t>
+              <w:t>消息面</w:t>
             </w:r>
           </w:p>
         </w:tc>
@@ -3448,7 +3413,7 @@
                 <w:rFonts w:ascii="Microsoft YaHei" w:hAnsi="Microsoft YaHei"/>
                 <w:sz w:val="18"/>
               </w:rPr>
-              <w:t>半日换手已达前日九成，放量上涨</w:t>
+              <w:t>公司层面无新增催化/利空</w:t>
             </w:r>
           </w:p>
         </w:tc>
@@ -3467,7 +3432,7 @@
                 <w:rFonts w:ascii="Microsoft YaHei" w:hAnsi="Microsoft YaHei"/>
                 <w:sz w:val="18"/>
               </w:rPr>
-              <w:t>✅ 健康</w:t>
+              <w:t>⚠️ 中性</w:t>
             </w:r>
           </w:p>
         </w:tc>
@@ -3481,13 +3446,13 @@
           <w:b/>
           <w:color w:val="1A1A1A"/>
         </w:rPr>
-        <w:t>午间小结：</w:t>
+        <w:t>主力观点</w:t>
       </w:r>
       <w:r>
         <w:rPr>
           <w:rFonts w:ascii="Microsoft YaHei" w:hAnsi="Microsoft YaHei"/>
         </w:rPr>
-        <w:t xml:space="preserve"> 丽江股份今日在旅游板块整体回调的背景下，凭借 </w:t>
+        <w:t>：丽江股份今日在旅游板块整体回调的环境下逆势收红，</w:t>
       </w:r>
       <w:r>
         <w:rPr>
@@ -3495,13 +3460,13 @@
           <w:b/>
           <w:color w:val="1A1A1A"/>
         </w:rPr>
-        <w:t>主力资金持续净流入（半日+2,167万）</w:t>
+        <w:t>大单资金持续吸筹</w:t>
       </w:r>
       <w:r>
         <w:rPr>
           <w:rFonts w:ascii="Microsoft YaHei" w:hAnsi="Microsoft YaHei"/>
         </w:rPr>
-        <w:t xml:space="preserve"> 和 </w:t>
+        <w:t>、</w:t>
       </w:r>
       <w:r>
         <w:rPr>
@@ -3509,13 +3474,13 @@
           <w:b/>
           <w:color w:val="1A1A1A"/>
         </w:rPr>
-        <w:t>融资资金回补</w:t>
+        <w:t>融资余额连续攀升</w:t>
       </w:r>
       <w:r>
         <w:rPr>
           <w:rFonts w:ascii="Microsoft YaHei" w:hAnsi="Microsoft YaHei"/>
         </w:rPr>
-        <w:t xml:space="preserve"> 的双重支撑，逆势收涨 </w:t>
+        <w:t>、</w:t>
       </w:r>
       <w:r>
         <w:rPr>
@@ -3523,13 +3488,13 @@
           <w:b/>
           <w:color w:val="1A1A1A"/>
         </w:rPr>
-        <w:t>+0.48%</w:t>
+        <w:t>估值主动消化</w:t>
       </w:r>
       <w:r>
         <w:rPr>
           <w:rFonts w:ascii="Microsoft YaHei" w:hAnsi="Microsoft YaHei"/>
         </w:rPr>
-        <w:t xml:space="preserve">，量能配合良好。技术上，股价紧贴 </w:t>
+        <w:t xml:space="preserve">，三大正面信号叠加。当前价格处于均线黏合区域，属于 </w:t>
       </w:r>
       <w:r>
         <w:rPr>
@@ -3537,13 +3502,13 @@
           <w:b/>
           <w:color w:val="1A1A1A"/>
         </w:rPr>
-        <w:t>MA5/MA10/MA20</w:t>
+        <w:t>蓄势待突破</w:t>
       </w:r>
       <w:r>
         <w:rPr>
           <w:rFonts w:ascii="Microsoft YaHei" w:hAnsi="Microsoft YaHei"/>
         </w:rPr>
-        <w:t xml:space="preserve"> 三条均线，处于 </w:t>
+        <w:t xml:space="preserve"> 的关键位置。若午后能放量站上 </w:t>
       </w:r>
       <w:r>
         <w:rPr>
@@ -3551,27 +3516,13 @@
           <w:b/>
           <w:color w:val="1A1A1A"/>
         </w:rPr>
-        <w:t>变盘临界点</w:t>
+        <w:t>8.33元（MA20/中轨）</w:t>
       </w:r>
       <w:r>
         <w:rPr>
           <w:rFonts w:ascii="Microsoft YaHei" w:hAnsi="Microsoft YaHei"/>
         </w:rPr>
-        <w:t xml:space="preserve">。午后关注 </w:t>
-      </w:r>
-      <w:r>
-        <w:rPr>
-          <w:rFonts w:ascii="Microsoft YaHei" w:hAnsi="Microsoft YaHei"/>
-          <w:b/>
-          <w:color w:val="1A1A1A"/>
-        </w:rPr>
-        <w:t>8.33元（MA20/布林中轨）</w:t>
-      </w:r>
-      <w:r>
-        <w:rPr>
-          <w:rFonts w:ascii="Microsoft YaHei" w:hAnsi="Microsoft YaHei"/>
-        </w:rPr>
-        <w:t xml:space="preserve"> 能否有效突破，若能站稳，有望打开向上空间至 </w:t>
+        <w:t xml:space="preserve">，则有望向上轨 </w:t>
       </w:r>
       <w:r>
         <w:rPr>
@@ -3585,7 +3536,7 @@
         <w:rPr>
           <w:rFonts w:ascii="Microsoft YaHei" w:hAnsi="Microsoft YaHei"/>
         </w:rPr>
-        <w:t xml:space="preserve">；若回落，则下方 </w:t>
+        <w:t xml:space="preserve"> 发起冲击；若持续缩量横盘，则需关注 </w:t>
       </w:r>
       <w:r>
         <w:rPr>
@@ -3599,21 +3550,7 @@
         <w:rPr>
           <w:rFonts w:ascii="Microsoft YaHei" w:hAnsi="Microsoft YaHei"/>
         </w:rPr>
-        <w:t xml:space="preserve"> 及 </w:t>
-      </w:r>
-      <w:r>
-        <w:rPr>
-          <w:rFonts w:ascii="Microsoft YaHei" w:hAnsi="Microsoft YaHei"/>
-          <w:b/>
-          <w:color w:val="1A1A1A"/>
-        </w:rPr>
-        <w:t>8.13元（布林下轨）</w:t>
-      </w:r>
-      <w:r>
-        <w:rPr>
-          <w:rFonts w:ascii="Microsoft YaHei" w:hAnsi="Microsoft YaHei"/>
-        </w:rPr>
-        <w:t xml:space="preserve"> 构成支撑。</w:t>
+        <w:t xml:space="preserve"> 的支撑有效性。</w:t>
       </w:r>
     </w:p>
     <w:p>
@@ -3629,13 +3566,13 @@
           <w:b/>
           <w:color w:val="1A1A1A"/>
         </w:rPr>
-        <w:t>风险提示：</w:t>
+        <w:t>风险提示</w:t>
       </w:r>
       <w:r>
         <w:rPr>
           <w:rFonts w:ascii="Microsoft YaHei" w:hAnsi="Microsoft YaHei"/>
         </w:rPr>
-        <w:t xml:space="preserve"> 以上分析基于公开数据和市场信息，不构成投资建议。股市有风险，投资需谨慎。</w:t>
+        <w:t>：本报告基于公开数据分析，不构成投资建议。旅游板块整体偏弱，个股若无法独立于板块走出趋势，需警惕跟跌风险。投资有风险，入市需谨慎。</w:t>
       </w:r>
     </w:p>
     <w:sectPr>
